--- a/paper/ofc-qot/build/ofc-qot-preview.docx
+++ b/paper/ofc-qot/build/ofc-qot-preview.docx
@@ -58,122 +58,70 @@
         <w:pStyle w:val="FirstParagraph"/>
       </w:pPr>
       <w:r>
-        <w:t xml:space="preserve">Machine-learning Quality-of-Transmission (ML-QoT) estimation is a leading route to</w:t>
-      </w:r>
-      <w:r>
-        <w:t xml:space="preserve"> </w:t>
-      </w:r>
-      <w:r>
-        <w:t xml:space="preserve">reducing the system margin—the deliberately stranded capacity—that optical</w:t>
-      </w:r>
-      <w:r>
-        <w:t xml:space="preserve"> </w:t>
-      </w:r>
-      <w:r>
-        <w:t xml:space="preserve">operators carry against uncertain reach performance </w:t>
-      </w:r>
-      <w:r>
-        <w:t xml:space="preserve">. ML-QoT</w:t>
-      </w:r>
-      <w:r>
-        <w:t xml:space="preserve"> </w:t>
-      </w:r>
-      <w:r>
-        <w:t xml:space="preserve">models are almost always trained to minimise a</w:t>
-      </w:r>
-      <w:r>
-        <w:t xml:space="preserve"> </w:t>
-      </w:r>
-      <w:r>
-        <w:rPr>
-          <w:i/>
-          <w:iCs/>
-        </w:rPr>
-        <w:t xml:space="preserve">prediction error</w:t>
-      </w:r>
-      <w:r>
-        <w:t xml:space="preserve"> </w:t>
-      </w:r>
-      <w:r>
-        <w:t xml:space="preserve">(mean-squared</w:t>
-      </w:r>
-      <w:r>
-        <w:t xml:space="preserve"> </w:t>
-      </w:r>
-      <w:r>
-        <w:t xml:space="preserve">or mean-absolute GSNR/OSNR error). We argue, and measure, that this objective is</w:t>
-      </w:r>
-      <w:r>
-        <w:t xml:space="preserve"> </w:t>
-      </w:r>
-      <w:r>
-        <w:t xml:space="preserve">misaligned with the consumer it serves. The consumer of a QoT estimate is the</w:t>
-      </w:r>
-      <w:r>
-        <w:t xml:space="preserve"> </w:t>
-      </w:r>
-      <w:r>
-        <w:rPr>
-          <w:i/>
-          <w:iCs/>
-        </w:rPr>
-        <w:t xml:space="preserve">format-selection decision</w:t>
-      </w:r>
-      <w:r>
-        <w:t xml:space="preserve">, and ultimately the forward-error-correction (FEC)</w:t>
-      </w:r>
-      <w:r>
-        <w:t xml:space="preserve"> </w:t>
-      </w:r>
-      <w:r>
-        <w:t xml:space="preserve">decoder, which reads a</w:t>
-      </w:r>
-      <w:r>
-        <w:t xml:space="preserve"> </w:t>
-      </w:r>
-      <w:r>
-        <w:rPr>
-          <w:i/>
-          <w:iCs/>
-        </w:rPr>
-        <w:t xml:space="preserve">threshold</w:t>
-      </w:r>
-      <w:r>
-        <w:t xml:space="preserve">: a lightpath either meets its format’s</w:t>
-      </w:r>
-      <w:r>
-        <w:t xml:space="preserve"> </w:t>
-      </w:r>
-      <w:r>
-        <w:t xml:space="preserve">required GSNR or it does not. An estimator can be excellent on average yet, near a</w:t>
-      </w:r>
-      <w:r>
-        <w:t xml:space="preserve"> </w:t>
-      </w:r>
-      <w:r>
-        <w:t xml:space="preserve">format boundary, over-predict just enough to select a rate the link cannot support—</w:t>
-      </w:r>
-      <w:r>
-        <w:t xml:space="preserve"> </w:t>
-      </w:r>
-      <w:r>
-        <w:t xml:space="preserve">a</w:t>
-      </w:r>
-      <w:r>
-        <w:t xml:space="preserve"> </w:t>
-      </w:r>
-      <w:r>
-        <w:rPr>
-          <w:i/>
-          <w:iCs/>
-        </w:rPr>
-        <w:t xml:space="preserve">false-clear</w:t>
-      </w:r>
-      <w:r>
-        <w:t xml:space="preserve"> </w:t>
-      </w:r>
-      <w:r>
-        <w:t xml:space="preserve">(an in-service outage), even though its mean error is small.</w:t>
+        <w:t xml:space="preserve">Machine-learning quality-of-transmission (ML-QoT) estimation is a leading route to</w:t>
+      </w:r>
+      <w:r>
+        <w:t xml:space="preserve"> </w:t>
+      </w:r>
+      <w:r>
+        <w:t xml:space="preserve">reducing the system margin that optical operators carry against uncertain reach</w:t>
+      </w:r>
+      <w:r>
+        <w:t xml:space="preserve"> </w:t>
+      </w:r>
+      <w:r>
+        <w:t xml:space="preserve">performance </w:t>
+      </w:r>
+      <w:r>
+        <w:t xml:space="preserve">. That margin is deliberately stranded capacity, so</w:t>
+      </w:r>
+      <w:r>
+        <w:t xml:space="preserve"> </w:t>
+      </w:r>
+      <w:r>
+        <w:t xml:space="preserve">every fraction of a dB matters. ML-QoT models are almost always trained to minimise a</w:t>
+      </w:r>
+      <w:r>
+        <w:t xml:space="preserve"> </w:t>
+      </w:r>
+      <w:r>
+        <w:t xml:space="preserve">prediction error, mean-squared or mean-absolute GSNR error. We argue, and then</w:t>
+      </w:r>
+      <w:r>
+        <w:t xml:space="preserve"> </w:t>
+      </w:r>
+      <w:r>
+        <w:t xml:space="preserve">measure, that this objective serves the wrong master. The consumer of a QoT estimate</w:t>
+      </w:r>
+      <w:r>
+        <w:t xml:space="preserve"> </w:t>
+      </w:r>
+      <w:r>
+        <w:t xml:space="preserve">is the format-selection decision, and behind it the FEC decoder, and the decoder reads</w:t>
+      </w:r>
+      <w:r>
+        <w:t xml:space="preserve"> </w:t>
+      </w:r>
+      <w:r>
+        <w:t xml:space="preserve">a threshold. A lightpath either meets its format’s required GSNR or it does not. An</w:t>
+      </w:r>
+      <w:r>
+        <w:t xml:space="preserve"> </w:t>
+      </w:r>
+      <w:r>
+        <w:t xml:space="preserve">estimator can be excellent on average and still, near a format boundary, over-predict</w:t>
+      </w:r>
+      <w:r>
+        <w:t xml:space="preserve"> </w:t>
+      </w:r>
+      <w:r>
+        <w:t xml:space="preserve">by just enough to select a rate the link cannot support. The result is an in-service</w:t>
+      </w:r>
+      <w:r>
+        <w:t xml:space="preserve"> </w:t>
+      </w:r>
+      <w:r>
+        <w:t xml:space="preserve">outage even though the mean error was small. We call this a false-clear.</w:t>
       </w:r>
     </w:p>
     <w:p>
@@ -181,78 +129,37 @@
         <w:pStyle w:val="BodyText"/>
       </w:pPr>
       <w:r>
-        <w:t xml:space="preserve">We make the false-clear rate a first-class, measured KPI and show three things on the</w:t>
-      </w:r>
-      <w:r>
-        <w:t xml:space="preserve"> </w:t>
-      </w:r>
-      <w:r>
-        <w:t xml:space="preserve">GN-model physical layer of GNPy </w:t>
-      </w:r>
-      <w:r>
-        <w:t xml:space="preserve"> </w:t>
-      </w:r>
-      <w:r>
-        <w:t xml:space="preserve">over the CORONET-CONUS reference network:</w:t>
-      </w:r>
-      <w:r>
-        <w:t xml:space="preserve"> </w:t>
-      </w:r>
-      <w:r>
-        <w:t xml:space="preserve">(i) an average-error ML-QoT objective false-clears at the FEC cliff, while a</w:t>
-      </w:r>
-      <w:r>
-        <w:t xml:space="preserve"> </w:t>
-      </w:r>
-      <w:r>
-        <w:t xml:space="preserve">consumer-aware objective does not, at equal capacity; (ii) the underlying QoT margin</w:t>
-      </w:r>
-      <w:r>
-        <w:t xml:space="preserve"> </w:t>
-      </w:r>
-      <w:r>
-        <w:t xml:space="preserve">is</w:t>
-      </w:r>
-      <w:r>
-        <w:t xml:space="preserve"> </w:t>
-      </w:r>
-      <w:r>
-        <w:rPr>
-          <w:i/>
-          <w:iCs/>
-        </w:rPr>
-        <w:t xml:space="preserve">consumer-relative</w:t>
-      </w:r>
-      <w:r>
-        <w:t xml:space="preserve">—which lightpaths are at risk is a footprint property</w:t>
-      </w:r>
-      <w:r>
-        <w:t xml:space="preserve"> </w:t>
-      </w:r>
-      <w:r>
-        <w:t xml:space="preserve">(spectral position and reach), so no blanket margin fits all; and (iii) a</w:t>
-      </w:r>
-      <w:r>
-        <w:t xml:space="preserve"> </w:t>
-      </w:r>
-      <w:r>
-        <w:t xml:space="preserve">fill-driven</w:t>
-      </w:r>
-      <w:r>
-        <w:t xml:space="preserve"> </w:t>
-      </w:r>
-      <w:r>
-        <w:rPr>
-          <w:i/>
-          <w:iCs/>
-        </w:rPr>
-        <w:t xml:space="preserve">refresh floor</w:t>
-      </w:r>
-      <w:r>
-        <w:t xml:space="preserve"> </w:t>
-      </w:r>
-      <w:r>
-        <w:t xml:space="preserve">sets when a certificate must be re-validated.</w:t>
+        <w:t xml:space="preserve">We measure the false-clear rate on the GN-model physical layer of GNPy </w:t>
+      </w:r>
+      <w:r>
+        <w:t xml:space="preserve"> </w:t>
+      </w:r>
+      <w:r>
+        <w:t xml:space="preserve">over the CORONET-CONUS reference network and show three things. An average-error</w:t>
+      </w:r>
+      <w:r>
+        <w:t xml:space="preserve"> </w:t>
+      </w:r>
+      <w:r>
+        <w:t xml:space="preserve">ML-QoT objective false-clears at the FEC cliff while a threshold-aware objective does</w:t>
+      </w:r>
+      <w:r>
+        <w:t xml:space="preserve"> </w:t>
+      </w:r>
+      <w:r>
+        <w:t xml:space="preserve">not, at equal capacity. Which lightpaths are at risk is set by spectral position and</w:t>
+      </w:r>
+      <w:r>
+        <w:t xml:space="preserve"> </w:t>
+      </w:r>
+      <w:r>
+        <w:t xml:space="preserve">reach, so no single blanket margin fits all of them. And the risk grows with the fill</w:t>
+      </w:r>
+      <w:r>
+        <w:t xml:space="preserve"> </w:t>
+      </w:r>
+      <w:r>
+        <w:t xml:space="preserve">added after provisioning, which gives the certificate a refresh horizon.</w:t>
       </w:r>
     </w:p>
     <w:bookmarkEnd w:id="9"/>
@@ -286,60 +193,36 @@
         <w:t xml:space="preserve"> </w:t>
       </w:r>
       <w:r>
-        <w:rPr>
-          <w:b/>
-          <w:bCs/>
-        </w:rPr>
-        <w:t xml:space="preserve">CORONET-CONUS</w:t>
-      </w:r>
-      <w:r>
-        <w:t xml:space="preserve"> </w:t>
-      </w:r>
-      <w:r>
-        <w:t xml:space="preserve">reference topology (75 nodes;</w:t>
+        <w:t xml:space="preserve">CORONET-CONUS reference topology (75 nodes; up to</w:t>
       </w:r>
       <w:r>
         <w:t xml:space="preserve"> </w:t>
       </w:r>
       <m:oMath>
         <m:r>
-          <m:rPr>
-            <m:sty m:val="p"/>
-          </m:rPr>
-          <m:t>≤</m:t>
-        </m:r>
-        <m:r>
           <m:t>2500</m:t>
         </m:r>
       </m:oMath>
       <w:r>
-        <w:t xml:space="preserve"> km, 2–31</w:t>
-      </w:r>
-      <m:oMath>
-        <m:r>
-          <m:rPr>
-            <m:sty m:val="p"/>
-          </m:rPr>
-          <m:t>×</m:t>
-        </m:r>
-      </m:oMath>
-      <w:r>
-        <w:t xml:space="preserve"> </w:t>
-      </w:r>
-      <w:r>
-        <w:t xml:space="preserve">80 km spans). Per-channel GSNR is computed with the GN model in GNPy </w:t>
-      </w:r>
-      <w:r>
-        <w:t xml:space="preserve"> </w:t>
-      </w:r>
-      <w:r>
-        <w:t xml:space="preserve">on</w:t>
-      </w:r>
-      <w:r>
-        <w:t xml:space="preserve"> </w:t>
-      </w:r>
-      <w:r>
-        <w:t xml:space="preserve">standard single-mode fibre (0.2 dB/km,</w:t>
+        <w:t xml:space="preserve"> km, 2–31 spans of</w:t>
+      </w:r>
+      <w:r>
+        <w:t xml:space="preserve"> </w:t>
+      </w:r>
+      <w:r>
+        <w:t xml:space="preserve">80 km). Per-channel GSNR comes from the GN model in GNPy </w:t>
+      </w:r>
+      <w:r>
+        <w:t xml:space="preserve"> </w:t>
+      </w:r>
+      <w:r>
+        <w:t xml:space="preserve">on standard</w:t>
+      </w:r>
+      <w:r>
+        <w:t xml:space="preserve"> </w:t>
+      </w:r>
+      <w:r>
+        <w:t xml:space="preserve">single-mode fibre (0.2 dB/km,</w:t>
       </w:r>
       <w:r>
         <w:t xml:space="preserve"> </w:t>
@@ -359,31 +242,36 @@
         </m:r>
       </m:oMath>
       <w:r>
-        <w:t xml:space="preserve"> ps/nm/km), EDFAs (NF 6 dB),</w:t>
-      </w:r>
-      <w:r>
-        <w:t xml:space="preserve"> </w:t>
-      </w:r>
-      <w:r>
-        <w:t xml:space="preserve">+2 dBm/ch, 32 GBd, 50 GHz grid, from a lightly filled</w:t>
-      </w:r>
-      <w:r>
-        <w:t xml:space="preserve"> </w:t>
-      </w:r>
-      <w:r>
-        <w:t xml:space="preserve">“provisioning”</w:t>
-      </w:r>
-      <w:r>
-        <w:t xml:space="preserve"> </w:t>
-      </w:r>
-      <w:r>
-        <w:t xml:space="preserve">band</w:t>
-      </w:r>
-      <w:r>
-        <w:t xml:space="preserve"> </w:t>
-      </w:r>
-      <w:r>
-        <w:t xml:space="preserve">(6 channels) to a full C-band (76 channels).</w:t>
+        <w:t xml:space="preserve"> ps/nm/km) with 6 dB-NF EDFAs,</w:t>
+      </w:r>
+      <w:r>
+        <w:t xml:space="preserve"> </w:t>
+      </w:r>
+      <m:oMath>
+        <m:r>
+          <m:rPr>
+            <m:sty m:val="p"/>
+          </m:rPr>
+          <m:t>+</m:t>
+        </m:r>
+        <m:r>
+          <m:t>2</m:t>
+        </m:r>
+      </m:oMath>
+      <w:r>
+        <w:t xml:space="preserve"> dBm per</w:t>
+      </w:r>
+      <w:r>
+        <w:t xml:space="preserve"> </w:t>
+      </w:r>
+      <w:r>
+        <w:t xml:space="preserve">channel, 32 GBd on a 50 GHz grid. The band runs from a lightly filled provisioning</w:t>
+      </w:r>
+      <w:r>
+        <w:t xml:space="preserve"> </w:t>
+      </w:r>
+      <w:r>
+        <w:t xml:space="preserve">state of 6 channels to a full C-band of 76.</w:t>
       </w:r>
     </w:p>
     <w:p>
@@ -407,101 +295,49 @@
         <w:t xml:space="preserve"> </w:t>
       </w:r>
       <w:r>
-        <w:t xml:space="preserve">whose required GSNR the estimate clears. The</w:t>
-      </w:r>
-      <w:r>
-        <w:t xml:space="preserve"> </w:t>
-      </w:r>
-      <w:r>
-        <w:rPr>
-          <w:i/>
-          <w:iCs/>
-        </w:rPr>
-        <w:t xml:space="preserve">consumer</w:t>
-      </w:r>
-      <w:r>
-        <w:t xml:space="preserve"> </w:t>
-      </w:r>
-      <w:r>
-        <w:t xml:space="preserve">is that decision; the</w:t>
-      </w:r>
-      <w:r>
-        <w:t xml:space="preserve"> </w:t>
-      </w:r>
-      <w:r>
-        <w:rPr>
-          <w:i/>
-          <w:iCs/>
-        </w:rPr>
-        <w:t xml:space="preserve">witness</w:t>
-      </w:r>
-      <w:r>
-        <w:t xml:space="preserve"> </w:t>
-      </w:r>
-      <w:r>
-        <w:t xml:space="preserve">is the true deployed GSNR (the receiver’s pre-FEC BER). For the ML</w:t>
-      </w:r>
-      <w:r>
-        <w:t xml:space="preserve"> </w:t>
-      </w:r>
-      <w:r>
-        <w:t xml:space="preserve">study, features are provisioning-time GSNR and (spectral position, reach, fill), the</w:t>
-      </w:r>
-      <w:r>
-        <w:t xml:space="preserve"> </w:t>
-      </w:r>
-      <w:r>
-        <w:t xml:space="preserve">label carries an irreducible unmeasured-state term, and two gradient-boosted</w:t>
-      </w:r>
-      <w:r>
-        <w:t xml:space="preserve"> </w:t>
-      </w:r>
-      <w:r>
-        <w:t xml:space="preserve">objectives are compared:</w:t>
-      </w:r>
-      <w:r>
-        <w:t xml:space="preserve"> </w:t>
-      </w:r>
-      <w:r>
-        <w:rPr>
-          <w:i/>
-          <w:iCs/>
-        </w:rPr>
-        <w:t xml:space="preserve">average-error</w:t>
-      </w:r>
-      <w:r>
-        <w:t xml:space="preserve"> </w:t>
-      </w:r>
-      <w:r>
-        <w:t xml:space="preserve">(squared loss) and</w:t>
-      </w:r>
-      <w:r>
-        <w:t xml:space="preserve"> </w:t>
-      </w:r>
-      <w:r>
-        <w:rPr>
-          <w:i/>
-          <w:iCs/>
-        </w:rPr>
-        <w:t xml:space="preserve">consumer-aware</w:t>
-      </w:r>
-      <w:r>
-        <w:t xml:space="preserve"> </w:t>
-      </w:r>
-      <w:r>
-        <w:t xml:space="preserve">(a conservative lower-quantile loss that protects the decision, not the mean). Bars</w:t>
-      </w:r>
-      <w:r>
-        <w:t xml:space="preserve"> </w:t>
-      </w:r>
-      <w:r>
-        <w:t xml:space="preserve">and manipulation checks are pre-registered; the sealed record is content-hashed with</w:t>
-      </w:r>
-      <w:r>
-        <w:t xml:space="preserve"> </w:t>
-      </w:r>
-      <w:r>
-        <w:t xml:space="preserve">disjoint graded seeds </w:t>
+        <w:t xml:space="preserve">whose required GSNR the estimate clears. The consumer is that decision. The witness is</w:t>
+      </w:r>
+      <w:r>
+        <w:t xml:space="preserve"> </w:t>
+      </w:r>
+      <w:r>
+        <w:t xml:space="preserve">the true deployed GSNR, in practice the receiver’s pre-FEC BER. For the ML study the</w:t>
+      </w:r>
+      <w:r>
+        <w:t xml:space="preserve"> </w:t>
+      </w:r>
+      <w:r>
+        <w:t xml:space="preserve">features are the provisioning-time GSNR plus spectral position, reach and fill, the</w:t>
+      </w:r>
+      <w:r>
+        <w:t xml:space="preserve"> </w:t>
+      </w:r>
+      <w:r>
+        <w:t xml:space="preserve">label carries an irreducible term for unmeasured network state, and two</w:t>
+      </w:r>
+      <w:r>
+        <w:t xml:space="preserve"> </w:t>
+      </w:r>
+      <w:r>
+        <w:t xml:space="preserve">gradient-boosted objectives compete: average-error (squared loss) and consumer-aware</w:t>
+      </w:r>
+      <w:r>
+        <w:t xml:space="preserve"> </w:t>
+      </w:r>
+      <w:r>
+        <w:t xml:space="preserve">(a conservative lower-quantile loss that protects the decision rather than the mean).</w:t>
+      </w:r>
+      <w:r>
+        <w:t xml:space="preserve"> </w:t>
+      </w:r>
+      <w:r>
+        <w:t xml:space="preserve">Bars and manipulation checks are pre-registered. The sealed record is content-hashed</w:t>
+      </w:r>
+      <w:r>
+        <w:t xml:space="preserve"> </w:t>
+      </w:r>
+      <w:r>
+        <w:t xml:space="preserve">and graded on seeds disjoint from those used during design </w:t>
       </w:r>
       <w:r>
         <w:t xml:space="preserve">.</w:t>
@@ -531,19 +367,13 @@
         <w:pStyle w:val="FirstParagraph"/>
       </w:pPr>
       <w:r>
-        <w:t xml:space="preserve">Under irreducible prediction uncertainty, the average-error estimator attains lower</w:t>
-      </w:r>
-      <w:r>
-        <w:t xml:space="preserve"> </w:t>
-      </w:r>
-      <w:r>
-        <w:t xml:space="preserve">mean error yet false-clears far more at the FEC cliff than the consumer-aware</w:t>
-      </w:r>
-      <w:r>
-        <w:t xml:space="preserve"> </w:t>
-      </w:r>
-      <w:r>
-        <w:t xml:space="preserve">objective: MAE</w:t>
+        <w:t xml:space="preserve">Under irreducible prediction uncertainty the average-error estimator wins the metric</w:t>
+      </w:r>
+      <w:r>
+        <w:t xml:space="preserve"> </w:t>
+      </w:r>
+      <w:r>
+        <w:t xml:space="preserve">it was trained on and loses the one that matters. Its MAE is</w:t>
       </w:r>
       <w:r>
         <w:t xml:space="preserve"> </w:t>
@@ -554,10 +384,7 @@
         </m:r>
       </m:oMath>
       <w:r>
-        <w:t xml:space="preserve"> </w:t>
-      </w:r>
-      <w:r>
-        <w:t xml:space="preserve">vs</w:t>
+        <w:t xml:space="preserve"> dB against</w:t>
       </w:r>
       <w:r>
         <w:t xml:space="preserve"> </w:t>
@@ -568,19 +395,13 @@
         </m:r>
       </m:oMath>
       <w:r>
-        <w:t xml:space="preserve"> dB (it wins reconstruction) but false-clear</w:t>
+        <w:t xml:space="preserve"> dB for the consumer-aware objective, yet its false-clear rate is about</w:t>
       </w:r>
       <w:r>
         <w:t xml:space="preserve"> </w:t>
       </w:r>
       <m:oMath>
         <m:r>
-          <m:rPr>
-            <m:sty m:val="p"/>
-          </m:rPr>
-          <m:t>≈</m:t>
-        </m:r>
-        <m:r>
           <m:t>0.041</m:t>
         </m:r>
       </m:oMath>
@@ -588,69 +409,35 @@
         <w:t xml:space="preserve"> </w:t>
       </w:r>
       <w:r>
-        <w:t xml:space="preserve">vs</w:t>
+        <w:t xml:space="preserve">against</w:t>
       </w:r>
       <w:r>
         <w:t xml:space="preserve"> </w:t>
       </w:r>
       <m:oMath>
         <m:r>
-          <m:rPr>
-            <m:sty m:val="p"/>
-          </m:rPr>
-          <m:t>≈</m:t>
-        </m:r>
-        <m:r>
           <m:t>0.008</m:t>
         </m:r>
       </m:oMath>
       <w:r>
-        <w:t xml:space="preserve"> </w:t>
-      </w:r>
-      <w:r>
-        <w:t xml:space="preserve">(</w:t>
+        <w:t xml:space="preserve">, five times higher, at comparable delivered spectral</w:t>
+      </w:r>
+      <w:r>
+        <w:t xml:space="preserve"> </w:t>
+      </w:r>
+      <w:r>
+        <w:t xml:space="preserve">efficiency near</w:t>
+      </w:r>
+      <w:r>
+        <w:t xml:space="preserve"> </w:t>
       </w:r>
       <m:oMath>
         <m:r>
-          <m:rPr>
-            <m:sty m:val="p"/>
-          </m:rPr>
-          <m:t>∼</m:t>
+          <m:t>3.9</m:t>
         </m:r>
       </m:oMath>
       <w:r>
-        <w:t xml:space="preserve">5</w:t>
-      </w:r>
-      <m:oMath>
-        <m:r>
-          <m:rPr>
-            <m:sty m:val="p"/>
-          </m:rPr>
-          <m:t>×</m:t>
-        </m:r>
-      </m:oMath>
-      <w:r>
-        <w:t xml:space="preserve">) at comparable delivered spectral</w:t>
-      </w:r>
-      <w:r>
-        <w:t xml:space="preserve"> </w:t>
-      </w:r>
-      <w:r>
-        <w:t xml:space="preserve">efficiency (</w:t>
-      </w:r>
-      <m:oMath>
-        <m:r>
-          <m:rPr>
-            <m:sty m:val="p"/>
-          </m:rPr>
-          <m:t>≈</m:t>
-        </m:r>
-        <m:r>
-          <m:t>3.9</m:t>
-        </m:r>
-      </m:oMath>
-      <w:r>
-        <w:t xml:space="preserve"> bits/symbol). Figure </w:t>
+        <w:t xml:space="preserve"> bits/symbol. Figure </w:t>
       </w:r>
       <w:hyperlink w:anchor="fig:ml">
         <w:r>
@@ -661,37 +448,48 @@
         </w:r>
       </w:hyperlink>
       <w:r>
-        <w:t xml:space="preserve">(a) shows the</w:t>
-      </w:r>
-      <w:r>
-        <w:t xml:space="preserve"> </w:t>
-      </w:r>
-      <w:r>
-        <w:t xml:space="preserve">reconstruction-vs-consumer dissociation; (b) shows that the average-error</w:t>
-      </w:r>
-      <w:r>
-        <w:t xml:space="preserve"> </w:t>
-      </w:r>
-      <w:r>
-        <w:t xml:space="preserve">false-clears concentrate where the GSNR headroom above the nearest format threshold</w:t>
-      </w:r>
-      <w:r>
-        <w:t xml:space="preserve"> </w:t>
-      </w:r>
-      <w:r>
-        <w:t xml:space="preserve">is small—the cliff—exactly where a symmetric error metric is blind. The</w:t>
-      </w:r>
-      <w:r>
-        <w:t xml:space="preserve"> </w:t>
-      </w:r>
-      <w:r>
-        <w:t xml:space="preserve">prescription is to train ML-QoT on the consumer’s threshold decision, not on</w:t>
-      </w:r>
-      <w:r>
-        <w:t xml:space="preserve"> </w:t>
-      </w:r>
-      <w:r>
-        <w:t xml:space="preserve">volume-averaged fidelity.</w:t>
+        <w:t xml:space="preserve">(a) shows the two objectives</w:t>
+      </w:r>
+      <w:r>
+        <w:t xml:space="preserve"> </w:t>
+      </w:r>
+      <w:r>
+        <w:t xml:space="preserve">trading places between the two metrics. Figure </w:t>
+      </w:r>
+      <w:hyperlink w:anchor="fig:ml">
+        <w:r>
+          <w:rPr>
+            <w:rStyle w:val="Hyperlink"/>
+          </w:rPr>
+          <w:t xml:space="preserve">1</w:t>
+        </w:r>
+      </w:hyperlink>
+      <w:r>
+        <w:t xml:space="preserve">(b) shows where the</w:t>
+      </w:r>
+      <w:r>
+        <w:t xml:space="preserve"> </w:t>
+      </w:r>
+      <w:r>
+        <w:t xml:space="preserve">failures live: the average-error false-clears concentrate where the GSNR headroom</w:t>
+      </w:r>
+      <w:r>
+        <w:t xml:space="preserve"> </w:t>
+      </w:r>
+      <w:r>
+        <w:t xml:space="preserve">above the nearest format threshold is small. That is the cliff, and it is exactly</w:t>
+      </w:r>
+      <w:r>
+        <w:t xml:space="preserve"> </w:t>
+      </w:r>
+      <w:r>
+        <w:t xml:space="preserve">where a symmetric error metric is blind. The fix is to train ML-QoT on the consumer’s</w:t>
+      </w:r>
+      <w:r>
+        <w:t xml:space="preserve"> </w:t>
+      </w:r>
+      <w:r>
+        <w:t xml:space="preserve">threshold decision rather than on volume-averaged fidelity.</w:t>
       </w:r>
     </w:p>
     <w:bookmarkStart w:id="14" w:name="fig:ml"/>
@@ -747,31 +545,25 @@
         <w:pStyle w:val="ImageCaption"/>
       </w:pPr>
       <w:r>
-        <w:t xml:space="preserve">ML-QoT reconstruction-vs-consumer dissociation (GNPy + gradient-boosted</w:t>
-      </w:r>
-      <w:r>
-        <w:t xml:space="preserve"> </w:t>
-      </w:r>
-      <w:r>
-        <w:t xml:space="preserve">regressors): (a) the average-error objective attains lower MAE yet higher</w:t>
-      </w:r>
-      <w:r>
-        <w:t xml:space="preserve"> </w:t>
-      </w:r>
-      <w:r>
-        <w:t xml:space="preserve">false-clear than the consumer-aware objective; (b) it false-clears at the FEC cliff</w:t>
-      </w:r>
-      <w:r>
-        <w:t xml:space="preserve"> </w:t>
-      </w:r>
-      <w:r>
-        <w:t xml:space="preserve">(small GSNR headroom), where the consumer-aware objective does not. Marker shape</w:t>
-      </w:r>
-      <w:r>
-        <w:t xml:space="preserve"> </w:t>
-      </w:r>
-      <w:r>
-        <w:t xml:space="preserve">distinguishes objectives.</w:t>
+        <w:t xml:space="preserve">Two objectives, two metrics (GNPy, gradient-boosted regressors). (a) The</w:t>
+      </w:r>
+      <w:r>
+        <w:t xml:space="preserve"> </w:t>
+      </w:r>
+      <w:r>
+        <w:t xml:space="preserve">average-error objective has lower MAE and higher false-clear than the consumer-aware</w:t>
+      </w:r>
+      <w:r>
+        <w:t xml:space="preserve"> </w:t>
+      </w:r>
+      <w:r>
+        <w:t xml:space="preserve">objective. (b) Its false-clears sit at the FEC cliff, where headroom is small.</w:t>
+      </w:r>
+      <w:r>
+        <w:t xml:space="preserve"> </w:t>
+      </w:r>
+      <w:r>
+        <w:t xml:space="preserve">Marker shape distinguishes objectives.</w:t>
       </w:r>
     </w:p>
     <w:bookmarkEnd w:id="14"/>
@@ -790,44 +582,31 @@
         <w:pStyle w:val="FirstParagraph"/>
       </w:pPr>
       <w:r>
-        <w:t xml:space="preserve">The same threshold-blindness afflicts the margin itself under incremental fill. As a</w:t>
-      </w:r>
-      <w:r>
-        <w:t xml:space="preserve"> </w:t>
-      </w:r>
-      <w:r>
-        <w:t xml:space="preserve">lightpath’s band fills toward its deployed load, its GSNR drops, and whether it</w:t>
-      </w:r>
-      <w:r>
-        <w:t xml:space="preserve"> </w:t>
-      </w:r>
-      <w:r>
-        <w:t xml:space="preserve">crosses a format threshold depends on its</w:t>
-      </w:r>
-      <w:r>
-        <w:t xml:space="preserve"> </w:t>
-      </w:r>
-      <w:r>
-        <w:rPr>
-          <w:i/>
-          <w:iCs/>
-        </w:rPr>
-        <w:t xml:space="preserve">footprint</w:t>
-      </w:r>
-      <w:r>
-        <w:t xml:space="preserve">: false-clears concentrate</w:t>
-      </w:r>
-      <w:r>
-        <w:t xml:space="preserve"> </w:t>
-      </w:r>
-      <w:r>
-        <w:t xml:space="preserve">on the services whose spectral position and reach place their GSNR nearest a boundary,</w:t>
-      </w:r>
-      <w:r>
-        <w:t xml:space="preserve"> </w:t>
-      </w:r>
-      <w:r>
-        <w:t xml:space="preserve">and are absent elsewhere (Fig. </w:t>
+        <w:t xml:space="preserve">The same threshold-blindness afflicts the margin itself as the band fills. A</w:t>
+      </w:r>
+      <w:r>
+        <w:t xml:space="preserve"> </w:t>
+      </w:r>
+      <w:r>
+        <w:t xml:space="preserve">lightpath’s GSNR drops as neighbours arrive, and whether it crosses a format threshold</w:t>
+      </w:r>
+      <w:r>
+        <w:t xml:space="preserve"> </w:t>
+      </w:r>
+      <w:r>
+        <w:t xml:space="preserve">depends on where it sits: false-clears concentrate on services whose spectral position</w:t>
+      </w:r>
+      <w:r>
+        <w:t xml:space="preserve"> </w:t>
+      </w:r>
+      <w:r>
+        <w:t xml:space="preserve">and reach leave their GSNR near a boundary, and are absent elsewhere</w:t>
+      </w:r>
+      <w:r>
+        <w:t xml:space="preserve"> </w:t>
+      </w:r>
+      <w:r>
+        <w:t xml:space="preserve">(Fig. </w:t>
       </w:r>
       <w:hyperlink w:anchor="fig:fc">
         <w:r>
@@ -838,127 +617,83 @@
         </w:r>
       </w:hyperlink>
       <w:r>
-        <w:t xml:space="preserve">). Consequently a single blanket margin</w:t>
-      </w:r>
-      <w:r>
-        <w:t xml:space="preserve"> </w:t>
-      </w:r>
-      <w:r>
-        <w:t xml:space="preserve">cannot be right for all. We quantify the cost against today’s practice—one</w:t>
-      </w:r>
-      <w:r>
-        <w:t xml:space="preserve"> </w:t>
-      </w:r>
-      <w:r>
-        <w:rPr>
-          <w:i/>
-          <w:iCs/>
-        </w:rPr>
-        <w:t xml:space="preserve">uniform</w:t>
-      </w:r>
-      <w:r>
-        <w:t xml:space="preserve"> </w:t>
-      </w:r>
-      <w:r>
-        <w:t xml:space="preserve">system margin sized so the fleet stays safe—using</w:t>
-      </w:r>
-      <w:r>
-        <w:t xml:space="preserve"> </w:t>
-      </w:r>
-      <w:r>
-        <w:rPr>
-          <w:i/>
-          <w:iCs/>
-        </w:rPr>
-        <w:t xml:space="preserve">real</w:t>
-      </w:r>
-      <w:r>
-        <w:t xml:space="preserve"> </w:t>
-      </w:r>
-      <w:r>
-        <w:t xml:space="preserve">deployed fill: each lightpath’s channel load is drawn from the per-link fill</w:t>
-      </w:r>
-      <w:r>
-        <w:t xml:space="preserve"> </w:t>
-      </w:r>
-      <w:r>
-        <w:t xml:space="preserve">distribution of the SNDlib</w:t>
-      </w:r>
-      <w:r>
-        <w:t xml:space="preserve"> </w:t>
-      </w:r>
-      <w:r>
-        <w:rPr>
-          <w:b/>
-          <w:bCs/>
-        </w:rPr>
-        <w:t xml:space="preserve">janos-us-ca</w:t>
-      </w:r>
-      <w:r>
-        <w:t xml:space="preserve"> </w:t>
-      </w:r>
-      <w:r>
-        <w:t xml:space="preserve">demand matrix (61 links; median 10,</w:t>
-      </w:r>
-      <w:r>
-        <w:t xml:space="preserve"> </w:t>
-      </w:r>
-      <w:r>
-        <w:t xml:space="preserve">90th-percentile 35 of 76 channels </w:t>
-      </w:r>
-      <w:r>
-        <w:t xml:space="preserve">). Real traffic is heavy-tailed, so a</w:t>
-      </w:r>
-      <w:r>
-        <w:t xml:space="preserve"> </w:t>
-      </w:r>
-      <w:r>
-        <w:t xml:space="preserve">uniform margin sized for the few near-full links over-provisions the lightly-filled</w:t>
-      </w:r>
-      <w:r>
-        <w:t xml:space="preserve"> </w:t>
-      </w:r>
-      <w:r>
-        <w:t xml:space="preserve">majority. Giving</w:t>
-      </w:r>
-      <w:r>
-        <w:t xml:space="preserve"> </w:t>
-      </w:r>
-      <w:r>
-        <w:rPr>
-          <w:i/>
-          <w:iCs/>
-        </w:rPr>
-        <w:t xml:space="preserve">both</w:t>
-      </w:r>
-      <w:r>
-        <w:t xml:space="preserve"> </w:t>
-      </w:r>
-      <w:r>
-        <w:t xml:space="preserve">policies the same QoT-estimator uncertainty (0.5 dB</w:t>
-      </w:r>
-      <w:r>
-        <w:t xml:space="preserve"> </w:t>
-      </w:r>
-      <w:r>
-        <w:t xml:space="preserve">RMSE, so the footprint-aware certificate is not assumed perfect), a certificate that</w:t>
-      </w:r>
-      <w:r>
-        <w:t xml:space="preserve"> </w:t>
-      </w:r>
-      <w:r>
-        <w:t xml:space="preserve">sizes each margin to the lightpath’s own fill recovers</w:t>
+        <w:t xml:space="preserve">). So a single blanket margin cannot be right for every lightpath.</w:t>
+      </w:r>
+      <w:r>
+        <w:t xml:space="preserve"> </w:t>
+      </w:r>
+      <w:r>
+        <w:t xml:space="preserve">We price this against today’s practice of one uniform system margin sized to keep the</w:t>
+      </w:r>
+      <w:r>
+        <w:t xml:space="preserve"> </w:t>
+      </w:r>
+      <w:r>
+        <w:t xml:space="preserve">whole fleet safe. The deployed fill is real. Each lightpath’s channel load is drawn</w:t>
+      </w:r>
+      <w:r>
+        <w:t xml:space="preserve"> </w:t>
+      </w:r>
+      <w:r>
+        <w:t xml:space="preserve">from the per-link fill distribution of the SNDlib janos-us-ca demand</w:t>
+      </w:r>
+      <w:r>
+        <w:t xml:space="preserve"> </w:t>
+      </w:r>
+      <w:r>
+        <w:t xml:space="preserve">matrix </w:t>
+      </w:r>
+      <w:r>
+        <w:t xml:space="preserve"> </w:t>
+      </w:r>
+      <w:r>
+        <w:t xml:space="preserve">(61 links; median 10 channels, 90th percentile 35, of 76). Real</w:t>
+      </w:r>
+      <w:r>
+        <w:t xml:space="preserve"> </w:t>
+      </w:r>
+      <w:r>
+        <w:t xml:space="preserve">traffic is heavy-tailed. A uniform margin sized for the few near-full links</w:t>
+      </w:r>
+      <w:r>
+        <w:t xml:space="preserve"> </w:t>
+      </w:r>
+      <w:r>
+        <w:t xml:space="preserve">over-provisions the lightly filled majority. We give both policies the same</w:t>
+      </w:r>
+      <w:r>
+        <w:t xml:space="preserve"> </w:t>
+      </w:r>
+      <w:r>
+        <w:t xml:space="preserve">QoT-estimator uncertainty of</w:t>
       </w:r>
       <w:r>
         <w:t xml:space="preserve"> </w:t>
       </w:r>
       <m:oMath>
         <m:r>
-          <m:rPr>
-            <m:sty m:val="p"/>
-          </m:rPr>
-          <m:t>≈</m:t>
-        </m:r>
+          <m:t>0.5</m:t>
+        </m:r>
+      </m:oMath>
+      <w:r>
+        <w:t xml:space="preserve"> dB RMSE, so the footprint-aware certificate is</w:t>
+      </w:r>
+      <w:r>
+        <w:t xml:space="preserve"> </w:t>
+      </w:r>
+      <w:r>
+        <w:t xml:space="preserve">not assumed perfect. Sizing each margin to the lightpath’s own fill then recovers</w:t>
+      </w:r>
+      <w:r>
+        <w:t xml:space="preserve"> </w:t>
+      </w:r>
+      <w:r>
+        <w:t xml:space="preserve">about</w:t>
+      </w:r>
+      <w:r>
+        <w:t xml:space="preserve"> </w:t>
+      </w:r>
+      <m:oMath>
         <m:r>
           <m:t>8</m:t>
         </m:r>
@@ -973,70 +708,52 @@
         <w:t xml:space="preserve"> </w:t>
       </w:r>
       <w:r>
-        <w:t xml:space="preserve">of spectral</w:t>
-      </w:r>
-      <w:r>
-        <w:t xml:space="preserve"> </w:t>
-      </w:r>
-      <w:r>
-        <w:t xml:space="preserve">efficiency (</w:t>
+        <w:t xml:space="preserve">of spectral efficiency, near</w:t>
+      </w:r>
+      <w:r>
+        <w:t xml:space="preserve"> </w:t>
       </w:r>
       <m:oMath>
         <m:r>
-          <m:rPr>
-            <m:sty m:val="p"/>
-          </m:rPr>
-          <m:t>≈</m:t>
-        </m:r>
-        <m:r>
           <m:t>0.33</m:t>
         </m:r>
       </m:oMath>
       <w:r>
-        <w:t xml:space="preserve"> b/sym,</w:t>
+        <w:t xml:space="preserve"> b/sym or</w:t>
       </w:r>
       <w:r>
         <w:t xml:space="preserve"> </w:t>
       </w:r>
       <m:oMath>
         <m:r>
-          <m:rPr>
-            <m:sty m:val="p"/>
-          </m:rPr>
-          <m:t>∼</m:t>
+          <m:t>21</m:t>
         </m:r>
       </m:oMath>
       <w:r>
-        <w:t xml:space="preserve">21 Gb/s per channel) at matched safety</w:t>
-      </w:r>
-      <w:r>
-        <w:t xml:space="preserve"> </w:t>
-      </w:r>
-      <w:r>
-        <w:t xml:space="preserve">(false-clear</w:t>
+        <w:t xml:space="preserve"> Gb/s per channel, at</w:t>
+      </w:r>
+      <w:r>
+        <w:t xml:space="preserve"> </w:t>
+      </w:r>
+      <w:r>
+        <w:t xml:space="preserve">matched safety (false-clear at most</w:t>
       </w:r>
       <w:r>
         <w:t xml:space="preserve"> </w:t>
       </w:r>
       <m:oMath>
         <m:r>
-          <m:rPr>
-            <m:sty m:val="p"/>
-          </m:rPr>
-          <m:t>≤</m:t>
-        </m:r>
-        <m:r>
           <m:t>0.01</m:t>
         </m:r>
       </m:oMath>
       <w:r>
-        <w:t xml:space="preserve">), on a rate-flexible transceiver model. The gain is modest</w:t>
-      </w:r>
-      <w:r>
-        <w:t xml:space="preserve"> </w:t>
-      </w:r>
-      <w:r>
-        <w:t xml:space="preserve">but free: it is capacity the uniform margin strands on the majority of links that</w:t>
+        <w:t xml:space="preserve">) on a rate-flexible transceiver model. The</w:t>
+      </w:r>
+      <w:r>
+        <w:t xml:space="preserve"> </w:t>
+      </w:r>
+      <w:r>
+        <w:t xml:space="preserve">gain is modest and free. It is capacity the uniform margin strands on links that</w:t>
       </w:r>
       <w:r>
         <w:t xml:space="preserve"> </w:t>
@@ -1098,25 +815,19 @@
         <w:pStyle w:val="ImageCaption"/>
       </w:pPr>
       <w:r>
-        <w:t xml:space="preserve">Consumer-relativity of the QoT margin on GNPy over CORONET-CONUS:</w:t>
-      </w:r>
-      <w:r>
-        <w:t xml:space="preserve"> </w:t>
-      </w:r>
-      <w:r>
-        <w:t xml:space="preserve">per-service false-clear over (spectral position, reach) concentrates on</w:t>
-      </w:r>
-      <w:r>
-        <w:t xml:space="preserve"> </w:t>
-      </w:r>
-      <w:r>
-        <w:t xml:space="preserve">threshold-adjacent services; a footprint-aware certificate removes it. Marker</w:t>
-      </w:r>
-      <w:r>
-        <w:t xml:space="preserve"> </w:t>
-      </w:r>
-      <w:r>
-        <w:t xml:space="preserve">shape distinguishes classes.</w:t>
+        <w:t xml:space="preserve">Where the margin fails (GNPy over CORONET-CONUS). Per-service false-clear</w:t>
+      </w:r>
+      <w:r>
+        <w:t xml:space="preserve"> </w:t>
+      </w:r>
+      <w:r>
+        <w:t xml:space="preserve">over spectral position and reach concentrates on threshold-adjacent services. A</w:t>
+      </w:r>
+      <w:r>
+        <w:t xml:space="preserve"> </w:t>
+      </w:r>
+      <w:r>
+        <w:t xml:space="preserve">footprint-aware certificate removes it. Marker shape distinguishes classes.</w:t>
       </w:r>
     </w:p>
     <w:bookmarkEnd w:id="19"/>
@@ -1135,41 +846,22 @@
         <w:pStyle w:val="FirstParagraph"/>
       </w:pPr>
       <w:r>
-        <w:t xml:space="preserve">Because the risk is driven by the fill</w:t>
-      </w:r>
-      <w:r>
-        <w:t xml:space="preserve"> </w:t>
-      </w:r>
-      <w:r>
-        <w:rPr>
-          <w:i/>
-          <w:iCs/>
-        </w:rPr>
-        <w:t xml:space="preserve">increment</w:t>
-      </w:r>
-      <w:r>
-        <w:t xml:space="preserve"> </w:t>
-      </w:r>
-      <w:r>
-        <w:t xml:space="preserve">between provisioning and use,</w:t>
-      </w:r>
-      <w:r>
-        <w:t xml:space="preserve"> </w:t>
-      </w:r>
-      <w:r>
-        <w:t xml:space="preserve">a certificate has a refresh horizon. Sweeping the deployed fill from 6 to 76</w:t>
-      </w:r>
-      <w:r>
-        <w:t xml:space="preserve"> </w:t>
-      </w:r>
-      <w:r>
-        <w:t xml:space="preserve">channels, the naive false-clear rises approximately linearly with the number of added</w:t>
-      </w:r>
-      <w:r>
-        <w:t xml:space="preserve"> </w:t>
-      </w:r>
-      <w:r>
-        <w:t xml:space="preserve">channels (</w:t>
+        <w:t xml:space="preserve">The risk is driven by the fill added between provisioning and use, so a certificate</w:t>
+      </w:r>
+      <w:r>
+        <w:t xml:space="preserve"> </w:t>
+      </w:r>
+      <w:r>
+        <w:t xml:space="preserve">has a refresh horizon. Sweeping the deployed fill from 6 to 76 channels, the naive</w:t>
+      </w:r>
+      <w:r>
+        <w:t xml:space="preserve"> </w:t>
+      </w:r>
+      <w:r>
+        <w:t xml:space="preserve">false-clear rises roughly linearly with the number of added channels,</w:t>
+      </w:r>
+      <w:r>
+        <w:t xml:space="preserve"> </w:t>
       </w:r>
       <m:oMath>
         <m:r>
@@ -1207,7 +899,10 @@
         </m:r>
       </m:oMath>
       <w:r>
-        <w:t xml:space="preserve">,</w:t>
+        <w:t xml:space="preserve"> </w:t>
+      </w:r>
+      <w:r>
+        <w:t xml:space="preserve">with</w:t>
       </w:r>
       <w:r>
         <w:t xml:space="preserve"> </w:t>
@@ -1236,53 +931,33 @@
         </m:r>
       </m:oMath>
       <w:r>
-        <w:t xml:space="preserve">); at a 0.05 target the</w:t>
-      </w:r>
-      <w:r>
-        <w:t xml:space="preserve"> </w:t>
-      </w:r>
-      <w:r>
-        <w:t xml:space="preserve">refresh floor is</w:t>
+        <w:t xml:space="preserve">. At a</w:t>
       </w:r>
       <w:r>
         <w:t xml:space="preserve"> </w:t>
       </w:r>
       <m:oMath>
         <m:r>
-          <m:rPr>
-            <m:sty m:val="p"/>
-          </m:rPr>
-          <m:t>≈</m:t>
-        </m:r>
-        <m:r>
-          <m:t>8</m:t>
+          <m:t>0.05</m:t>
         </m:r>
       </m:oMath>
       <w:r>
         <w:t xml:space="preserve"> </w:t>
       </w:r>
       <w:r>
-        <w:t xml:space="preserve">added channels. The rule is concrete: re-certify a</w:t>
-      </w:r>
-      <w:r>
-        <w:t xml:space="preserve"> </w:t>
-      </w:r>
-      <w:r>
-        <w:t xml:space="preserve">service before the band around it grows by</w:t>
-      </w:r>
-      <w:r>
-        <w:t xml:space="preserve"> </w:t>
-      </w:r>
-      <m:oMath>
-        <m:r>
-          <m:rPr>
-            <m:sty m:val="p"/>
-          </m:rPr>
-          <m:t>∼</m:t>
-        </m:r>
-      </m:oMath>
-      <w:r>
-        <w:t xml:space="preserve">8 channels, not on a fixed calendar.</w:t>
+        <w:t xml:space="preserve">target the floor is</w:t>
+      </w:r>
+      <w:r>
+        <w:t xml:space="preserve"> </w:t>
+      </w:r>
+      <w:r>
+        <w:t xml:space="preserve">about 8 added channels. The rule is concrete. Re-certify a service before the band</w:t>
+      </w:r>
+      <w:r>
+        <w:t xml:space="preserve"> </w:t>
+      </w:r>
+      <w:r>
+        <w:t xml:space="preserve">around it grows by about 8 channels, rather than on a fixed calendar.</w:t>
       </w:r>
     </w:p>
     <w:bookmarkEnd w:id="21"/>
@@ -1301,7 +976,7 @@
         <w:pStyle w:val="FirstParagraph"/>
       </w:pPr>
       <w:r>
-        <w:t xml:space="preserve">QoT estimation and physical-layer-aware routing/spectrum assignment are</w:t>
+        <w:t xml:space="preserve">QoT estimation and physical-layer-aware routing and spectrum assignment are</w:t>
       </w:r>
       <w:r>
         <w:t xml:space="preserve"> </w:t>
@@ -1310,54 +985,34 @@
         <w:t xml:space="preserve">mature </w:t>
       </w:r>
       <w:r>
-        <w:t xml:space="preserve">; ML-QoT is active, with estimators trained predominantly</w:t>
-      </w:r>
-      <w:r>
-        <w:t xml:space="preserve"> </w:t>
-      </w:r>
-      <w:r>
-        <w:t xml:space="preserve">on prediction error </w:t>
-      </w:r>
-      <w:r>
-        <w:t xml:space="preserve">. Our contribution is orthogonal: not a better</w:t>
-      </w:r>
-      <w:r>
-        <w:t xml:space="preserve"> </w:t>
-      </w:r>
-      <w:r>
-        <w:t xml:space="preserve">estimator or allocator, but a</w:t>
-      </w:r>
-      <w:r>
-        <w:t xml:space="preserve"> </w:t>
-      </w:r>
-      <w:r>
-        <w:rPr>
-          <w:i/>
-          <w:iCs/>
-        </w:rPr>
-        <w:t xml:space="preserve">measurement</w:t>
-      </w:r>
-      <w:r>
-        <w:t xml:space="preserve">—the false-clear rate as a</w:t>
-      </w:r>
-      <w:r>
-        <w:t xml:space="preserve"> </w:t>
-      </w:r>
-      <w:r>
-        <w:t xml:space="preserve">first-class, consumer-relative KPI—and the finding that the ML-QoT training</w:t>
-      </w:r>
-      <w:r>
-        <w:t xml:space="preserve"> </w:t>
-      </w:r>
-      <w:r>
-        <w:rPr>
-          <w:i/>
-          <w:iCs/>
-        </w:rPr>
-        <w:t xml:space="preserve">objective</w:t>
-      </w:r>
-      <w:r>
-        <w:t xml:space="preserve">, and the margin allocation, should target the consumer’s threshold.</w:t>
+        <w:t xml:space="preserve">. ML-QoT is active, and its estimators are trained mostly on</w:t>
+      </w:r>
+      <w:r>
+        <w:t xml:space="preserve"> </w:t>
+      </w:r>
+      <w:r>
+        <w:t xml:space="preserve">prediction error </w:t>
+      </w:r>
+      <w:r>
+        <w:t xml:space="preserve">. We do not offer a better estimator or allocator. We</w:t>
+      </w:r>
+      <w:r>
+        <w:t xml:space="preserve"> </w:t>
+      </w:r>
+      <w:r>
+        <w:t xml:space="preserve">offer the measurement, the false-clear rate read against the consumer, and the finding</w:t>
+      </w:r>
+      <w:r>
+        <w:t xml:space="preserve"> </w:t>
+      </w:r>
+      <w:r>
+        <w:t xml:space="preserve">that both the ML-QoT training objective and the margin allocation should target the</w:t>
+      </w:r>
+      <w:r>
+        <w:t xml:space="preserve"> </w:t>
+      </w:r>
+      <w:r>
+        <w:t xml:space="preserve">decoder’s threshold.</w:t>
       </w:r>
     </w:p>
     <w:bookmarkEnd w:id="23"/>
@@ -1375,40 +1030,46 @@
         <w:pStyle w:val="FirstParagraph"/>
       </w:pPr>
       <w:r>
-        <w:t xml:space="preserve">Train QoT models, and size QoT margin, for the decision the FEC decoder makes, not for</w:t>
-      </w:r>
-      <w:r>
-        <w:t xml:space="preserve"> </w:t>
-      </w:r>
-      <w:r>
-        <w:t xml:space="preserve">average fidelity. The GN model is the evidence rung; a coherent-receiver pre-FEC-BER</w:t>
-      </w:r>
-      <w:r>
-        <w:t xml:space="preserve"> </w:t>
-      </w:r>
-      <w:r>
-        <w:t xml:space="preserve">witness on a fibre testbed, and the EGN/split-step model, are the external-validity</w:t>
-      </w:r>
-      <w:r>
-        <w:t xml:space="preserve"> </w:t>
-      </w:r>
-      <w:r>
-        <w:t xml:space="preserve">graduations. (The consumer-relative, false-clear methodology is not</w:t>
-      </w:r>
-      <w:r>
-        <w:t xml:space="preserve"> </w:t>
-      </w:r>
-      <w:r>
-        <w:t xml:space="preserve">optics-specific </w:t>
-      </w:r>
-      <w:r>
-        <w:t xml:space="preserve">, but the results here stand on the optical QoT</w:t>
-      </w:r>
-      <w:r>
-        <w:t xml:space="preserve"> </w:t>
-      </w:r>
-      <w:r>
-        <w:t xml:space="preserve">certificate alone.)</w:t>
+        <w:t xml:space="preserve">Train QoT models, and size QoT margin, for the decision the FEC decoder makes rather</w:t>
+      </w:r>
+      <w:r>
+        <w:t xml:space="preserve"> </w:t>
+      </w:r>
+      <w:r>
+        <w:t xml:space="preserve">than for average fidelity. The evidence stands on the GN model. A coherent-receiver</w:t>
+      </w:r>
+      <w:r>
+        <w:t xml:space="preserve"> </w:t>
+      </w:r>
+      <w:r>
+        <w:t xml:space="preserve">pre-FEC-BER witness on a fibre testbed, and the EGN or split-step model, are the</w:t>
+      </w:r>
+      <w:r>
+        <w:t xml:space="preserve"> </w:t>
+      </w:r>
+      <w:r>
+        <w:t xml:space="preserve">natural next steps. The method is not specific to optics. The same consumer-relative</w:t>
+      </w:r>
+      <w:r>
+        <w:t xml:space="preserve"> </w:t>
+      </w:r>
+      <w:r>
+        <w:t xml:space="preserve">false-clear appears in radio link adaptation and in database</w:t>
+      </w:r>
+      <w:r>
+        <w:t xml:space="preserve"> </w:t>
+      </w:r>
+      <w:r>
+        <w:t xml:space="preserve">replication </w:t>
+      </w:r>
+      <w:r>
+        <w:t xml:space="preserve">. The results here stand on the optical QoT certificate</w:t>
+      </w:r>
+      <w:r>
+        <w:t xml:space="preserve"> </w:t>
+      </w:r>
+      <w:r>
+        <w:t xml:space="preserve">alone.</w:t>
       </w:r>
     </w:p>
     <w:p>

--- a/paper/ofc-qot/build/ofc-qot-preview.docx
+++ b/paper/ofc-qot/build/ofc-qot-preview.docx
@@ -11,7 +11,7 @@
           <w:b/>
           <w:bCs/>
         </w:rPr>
-        <w:t xml:space="preserve">Consumer-Aligned Learning for Quality-of-Transmission:</w:t>
+        <w:t xml:space="preserve">How Stale Can an Optical Digital Twin Be?</w:t>
       </w:r>
       <w:r>
         <w:br/>
@@ -21,7 +21,7 @@
           <w:b/>
           <w:bCs/>
         </w:rPr>
-        <w:t xml:space="preserve">The False-Clear Rate at the FEC Cliff</w:t>
+        <w:t xml:space="preserve">A Measured Freshness Budget for QoT Decisions</w:t>
       </w:r>
     </w:p>
     <w:p>
@@ -58,70 +58,58 @@
         <w:pStyle w:val="FirstParagraph"/>
       </w:pPr>
       <w:r>
-        <w:t xml:space="preserve">Machine-learning quality-of-transmission (ML-QoT) estimation is a leading route to</w:t>
-      </w:r>
-      <w:r>
-        <w:t xml:space="preserve"> </w:t>
-      </w:r>
-      <w:r>
-        <w:t xml:space="preserve">reducing the system margin that optical operators carry against uncertain reach</w:t>
-      </w:r>
-      <w:r>
-        <w:t xml:space="preserve"> </w:t>
-      </w:r>
-      <w:r>
-        <w:t xml:space="preserve">performance </w:t>
-      </w:r>
-      <w:r>
-        <w:t xml:space="preserve">. That margin is deliberately stranded capacity, so</w:t>
-      </w:r>
-      <w:r>
-        <w:t xml:space="preserve"> </w:t>
-      </w:r>
-      <w:r>
-        <w:t xml:space="preserve">every fraction of a dB matters. ML-QoT models are almost always trained to minimise a</w:t>
-      </w:r>
-      <w:r>
-        <w:t xml:space="preserve"> </w:t>
-      </w:r>
-      <w:r>
-        <w:t xml:space="preserve">prediction error, mean-squared or mean-absolute GSNR error. We argue, and then</w:t>
-      </w:r>
-      <w:r>
-        <w:t xml:space="preserve"> </w:t>
-      </w:r>
-      <w:r>
-        <w:t xml:space="preserve">measure, that this objective serves the wrong master. The consumer of a QoT estimate</w:t>
-      </w:r>
-      <w:r>
-        <w:t xml:space="preserve"> </w:t>
-      </w:r>
-      <w:r>
-        <w:t xml:space="preserve">is the format-selection decision, and behind it the FEC decoder, and the decoder reads</w:t>
-      </w:r>
-      <w:r>
-        <w:t xml:space="preserve"> </w:t>
-      </w:r>
-      <w:r>
-        <w:t xml:space="preserve">a threshold. A lightpath either meets its format’s required GSNR or it does not. An</w:t>
-      </w:r>
-      <w:r>
-        <w:t xml:space="preserve"> </w:t>
-      </w:r>
-      <w:r>
-        <w:t xml:space="preserve">estimator can be excellent on average and still, near a format boundary, over-predict</w:t>
-      </w:r>
-      <w:r>
-        <w:t xml:space="preserve"> </w:t>
-      </w:r>
-      <w:r>
-        <w:t xml:space="preserve">by just enough to select a rate the link cannot support. The result is an in-service</w:t>
-      </w:r>
-      <w:r>
-        <w:t xml:space="preserve"> </w:t>
-      </w:r>
-      <w:r>
-        <w:t xml:space="preserve">outage even though the mean error was small. We call this a false-clear.</w:t>
+        <w:t xml:space="preserve">Digital twins of the optical physical layer are moving from research to</w:t>
+      </w:r>
+      <w:r>
+        <w:t xml:space="preserve"> </w:t>
+      </w:r>
+      <w:r>
+        <w:t xml:space="preserve">practice </w:t>
+      </w:r>
+      <w:r>
+        <w:t xml:space="preserve">. A twin holds a QoT model of the deployed network, and</w:t>
+      </w:r>
+      <w:r>
+        <w:t xml:space="preserve"> </w:t>
+      </w:r>
+      <w:r>
+        <w:t xml:space="preserve">operators use it to answer provisioning questions: which format will this lightpath</w:t>
+      </w:r>
+      <w:r>
+        <w:t xml:space="preserve"> </w:t>
+      </w:r>
+      <w:r>
+        <w:t xml:space="preserve">sustain, how much margin does it need. The twin’s answer is only as good as its view</w:t>
+      </w:r>
+      <w:r>
+        <w:t xml:space="preserve"> </w:t>
+      </w:r>
+      <w:r>
+        <w:t xml:space="preserve">of the network, and the view goes stale. Between telemetry syncs, channels are added,</w:t>
+      </w:r>
+      <w:r>
+        <w:t xml:space="preserve"> </w:t>
+      </w:r>
+      <w:r>
+        <w:t xml:space="preserve">nonlinear interference grows, and the GSNR the twin believes is no longer the GSNR</w:t>
+      </w:r>
+      <w:r>
+        <w:t xml:space="preserve"> </w:t>
+      </w:r>
+      <w:r>
+        <w:t xml:space="preserve">the receiver sees. The question every deployment must answer is how often the twin</w:t>
+      </w:r>
+      <w:r>
+        <w:t xml:space="preserve"> </w:t>
+      </w:r>
+      <w:r>
+        <w:t xml:space="preserve">needs to sync. Today that answer is set by engineering judgment. This paper gives it</w:t>
+      </w:r>
+      <w:r>
+        <w:t xml:space="preserve"> </w:t>
+      </w:r>
+      <w:r>
+        <w:t xml:space="preserve">a measured number.</w:t>
       </w:r>
     </w:p>
     <w:p>
@@ -129,37 +117,111 @@
         <w:pStyle w:val="BodyText"/>
       </w:pPr>
       <w:r>
-        <w:t xml:space="preserve">We measure the false-clear rate on the GN-model physical layer of GNPy </w:t>
-      </w:r>
-      <w:r>
-        <w:t xml:space="preserve"> </w:t>
-      </w:r>
-      <w:r>
-        <w:t xml:space="preserve">over the CORONET-CONUS reference network and show three things. An average-error</w:t>
-      </w:r>
-      <w:r>
-        <w:t xml:space="preserve"> </w:t>
-      </w:r>
-      <w:r>
-        <w:t xml:space="preserve">ML-QoT objective false-clears at the FEC cliff while a threshold-aware objective does</w:t>
-      </w:r>
-      <w:r>
-        <w:t xml:space="preserve"> </w:t>
-      </w:r>
-      <w:r>
-        <w:t xml:space="preserve">not, at equal capacity. Which lightpaths are at risk is set by spectral position and</w:t>
-      </w:r>
-      <w:r>
-        <w:t xml:space="preserve"> </w:t>
-      </w:r>
-      <w:r>
-        <w:t xml:space="preserve">reach, so no single blanket margin fits all of them. And the risk grows with the fill</w:t>
-      </w:r>
-      <w:r>
-        <w:t xml:space="preserve"> </w:t>
-      </w:r>
-      <w:r>
-        <w:t xml:space="preserve">added after provisioning, which gives the certificate a refresh horizon.</w:t>
+        <w:t xml:space="preserve">We treat each twin decision as a certificate. The twin clears a format for a</w:t>
+      </w:r>
+      <w:r>
+        <w:t xml:space="preserve"> </w:t>
+      </w:r>
+      <w:r>
+        <w:t xml:space="preserve">lightpath, and the certificate fails when the deployed channel cannot support that</w:t>
+      </w:r>
+      <w:r>
+        <w:t xml:space="preserve"> </w:t>
+      </w:r>
+      <w:r>
+        <w:t xml:space="preserve">format. We call this failure a false-clear, and we measure its rate on the GN-model</w:t>
+      </w:r>
+      <w:r>
+        <w:t xml:space="preserve"> </w:t>
+      </w:r>
+      <w:r>
+        <w:t xml:space="preserve">physical layer of GNPy </w:t>
+      </w:r>
+      <w:r>
+        <w:t xml:space="preserve"> </w:t>
+      </w:r>
+      <w:r>
+        <w:t xml:space="preserve">over the CORONET-CONUS reference network, with</w:t>
+      </w:r>
+      <w:r>
+        <w:t xml:space="preserve"> </w:t>
+      </w:r>
+      <w:r>
+        <w:t xml:space="preserve">deployed traffic drawn from a real demand matrix. Four results follow. The</w:t>
+      </w:r>
+      <w:r>
+        <w:t xml:space="preserve"> </w:t>
+      </w:r>
+      <w:r>
+        <w:t xml:space="preserve">false-clear rate of a stale twin grows linearly with the number of channels added</w:t>
+      </w:r>
+      <w:r>
+        <w:t xml:space="preserve"> </w:t>
+      </w:r>
+      <w:r>
+        <w:t xml:space="preserve">since its last sync, which yields a freshness budget of about eight adds per</w:t>
+      </w:r>
+      <w:r>
+        <w:t xml:space="preserve"> </w:t>
+      </w:r>
+      <w:r>
+        <w:t xml:space="preserve">neighbourhood at a</w:t>
+      </w:r>
+      <w:r>
+        <w:t xml:space="preserve"> </w:t>
+      </w:r>
+      <m:oMath>
+        <m:r>
+          <m:t>5</m:t>
+        </m:r>
+        <m:r>
+          <m:rPr>
+            <m:sty m:val="p"/>
+          </m:rPr>
+          <m:t>%</m:t>
+        </m:r>
+      </m:oMath>
+      <w:r>
+        <w:t xml:space="preserve"> </w:t>
+      </w:r>
+      <w:r>
+        <w:t xml:space="preserve">risk target. Which services are exposed when the twin is</w:t>
+      </w:r>
+      <w:r>
+        <w:t xml:space="preserve"> </w:t>
+      </w:r>
+      <w:r>
+        <w:t xml:space="preserve">stale is set by spectral position and reach, so a per-lightpath view recovers real</w:t>
+      </w:r>
+      <w:r>
+        <w:t xml:space="preserve"> </w:t>
+      </w:r>
+      <w:r>
+        <w:t xml:space="preserve">capacity over a uniform margin. Two margin policies with equal budgets can receive</w:t>
+      </w:r>
+      <w:r>
+        <w:t xml:space="preserve"> </w:t>
+      </w:r>
+      <w:r>
+        <w:t xml:space="preserve">opposite verdicts from two service classes, so a fleet-level number can serve</w:t>
+      </w:r>
+      <w:r>
+        <w:t xml:space="preserve"> </w:t>
+      </w:r>
+      <w:r>
+        <w:t xml:space="preserve">neither. And when the twin’s QoT model is a learned surrogate, training it on</w:t>
+      </w:r>
+      <w:r>
+        <w:t xml:space="preserve"> </w:t>
+      </w:r>
+      <w:r>
+        <w:t xml:space="preserve">average error leaves it blind exactly at the FEC threshold where its decisions are</w:t>
+      </w:r>
+      <w:r>
+        <w:t xml:space="preserve"> </w:t>
+      </w:r>
+      <w:r>
+        <w:t xml:space="preserve">made.</w:t>
       </w:r>
     </w:p>
     <w:bookmarkEnd w:id="9"/>
@@ -265,13 +327,19 @@
         <w:t xml:space="preserve"> </w:t>
       </w:r>
       <w:r>
-        <w:t xml:space="preserve">channel, 32 GBd on a 50 GHz grid. The band runs from a lightly filled provisioning</w:t>
-      </w:r>
-      <w:r>
-        <w:t xml:space="preserve"> </w:t>
-      </w:r>
-      <w:r>
-        <w:t xml:space="preserve">state of 6 channels to a full C-band of 76.</w:t>
+        <w:t xml:space="preserve">channel, 32 GBd on a 50 GHz grid. The twin’s view is the band as last synced. The</w:t>
+      </w:r>
+      <w:r>
+        <w:t xml:space="preserve"> </w:t>
+      </w:r>
+      <w:r>
+        <w:t xml:space="preserve">network’s state runs from a lightly filled provisioning band of 6 channels to a full</w:t>
+      </w:r>
+      <w:r>
+        <w:t xml:space="preserve"> </w:t>
+      </w:r>
+      <w:r>
+        <w:t xml:space="preserve">C-band of 76, and the staleness axis is the number of channels added since the sync.</w:t>
       </w:r>
     </w:p>
     <w:p>
@@ -295,56 +363,56 @@
         <w:t xml:space="preserve"> </w:t>
       </w:r>
       <w:r>
-        <w:t xml:space="preserve">whose required GSNR the estimate clears. The consumer is that decision. The witness is</w:t>
-      </w:r>
-      <w:r>
-        <w:t xml:space="preserve"> </w:t>
-      </w:r>
-      <w:r>
-        <w:t xml:space="preserve">the true deployed GSNR, in practice the receiver’s pre-FEC BER. For the ML study the</w:t>
-      </w:r>
-      <w:r>
-        <w:t xml:space="preserve"> </w:t>
-      </w:r>
-      <w:r>
-        <w:t xml:space="preserve">features are the provisioning-time GSNR plus spectral position, reach and fill, the</w:t>
-      </w:r>
-      <w:r>
-        <w:t xml:space="preserve"> </w:t>
-      </w:r>
-      <w:r>
-        <w:t xml:space="preserve">label carries an irreducible term for unmeasured network state, and two</w:t>
-      </w:r>
-      <w:r>
-        <w:t xml:space="preserve"> </w:t>
-      </w:r>
-      <w:r>
-        <w:t xml:space="preserve">gradient-boosted objectives compete: average-error (squared loss) and consumer-aware</w:t>
-      </w:r>
-      <w:r>
-        <w:t xml:space="preserve"> </w:t>
-      </w:r>
-      <w:r>
-        <w:t xml:space="preserve">(a conservative lower-quantile loss that protects the decision rather than the mean).</w:t>
-      </w:r>
-      <w:r>
-        <w:t xml:space="preserve"> </w:t>
-      </w:r>
-      <w:r>
-        <w:t xml:space="preserve">Bars and manipulation checks are pre-registered. The sealed record is content-hashed</w:t>
-      </w:r>
-      <w:r>
-        <w:t xml:space="preserve"> </w:t>
-      </w:r>
-      <w:r>
-        <w:t xml:space="preserve">and graded on seeds disjoint from those used during design </w:t>
+        <w:t xml:space="preserve">whose required GSNR the twin’s estimate clears. The consumer is that decision. The</w:t>
+      </w:r>
+      <w:r>
+        <w:t xml:space="preserve"> </w:t>
+      </w:r>
+      <w:r>
+        <w:t xml:space="preserve">witness is the true deployed GSNR, in practice the receiver’s pre-FEC BER. For the</w:t>
+      </w:r>
+      <w:r>
+        <w:t xml:space="preserve"> </w:t>
+      </w:r>
+      <w:r>
+        <w:t xml:space="preserve">surrogate study the features are the synced GSNR plus spectral position, reach and</w:t>
+      </w:r>
+      <w:r>
+        <w:t xml:space="preserve"> </w:t>
+      </w:r>
+      <w:r>
+        <w:t xml:space="preserve">fill, the label carries an irreducible term for unmeasured network state, and two</w:t>
+      </w:r>
+      <w:r>
+        <w:t xml:space="preserve"> </w:t>
+      </w:r>
+      <w:r>
+        <w:t xml:space="preserve">gradient-boosted objectives compete: average-error (squared loss) and</w:t>
+      </w:r>
+      <w:r>
+        <w:t xml:space="preserve"> </w:t>
+      </w:r>
+      <w:r>
+        <w:t xml:space="preserve">decision-aware (a conservative quantile loss). Bars and manipulation checks are</w:t>
+      </w:r>
+      <w:r>
+        <w:t xml:space="preserve"> </w:t>
+      </w:r>
+      <w:r>
+        <w:t xml:space="preserve">pre-registered. The sealed record is content-hashed and graded on seeds disjoint</w:t>
+      </w:r>
+      <w:r>
+        <w:t xml:space="preserve"> </w:t>
+      </w:r>
+      <w:r>
+        <w:t xml:space="preserve">from those used during design </w:t>
       </w:r>
       <w:r>
         <w:t xml:space="preserve">.</w:t>
       </w:r>
     </w:p>
     <w:bookmarkEnd w:id="10"/>
-    <w:bookmarkStart w:id="22" w:name="results"/>
+    <w:bookmarkStart w:id="23" w:name="results"/>
     <w:p>
       <w:pPr>
         <w:pStyle w:val="Heading1"/>
@@ -353,13 +421,13 @@
         <w:t xml:space="preserve">Results</w:t>
       </w:r>
     </w:p>
-    <w:bookmarkStart w:id="15" w:name="ml-qot-trained-on-the-wrong-metric"/>
+    <w:bookmarkStart w:id="11" w:name="the-freshness-budget"/>
     <w:p>
       <w:pPr>
         <w:pStyle w:val="Heading2"/>
       </w:pPr>
       <w:r>
-        <w:t xml:space="preserve">ML-QoT trained on the wrong metric</w:t>
+        <w:t xml:space="preserve">The freshness budget</w:t>
       </w:r>
     </w:p>
     <w:p>
@@ -367,79 +435,186 @@
         <w:pStyle w:val="FirstParagraph"/>
       </w:pPr>
       <w:r>
-        <w:t xml:space="preserve">Under irreducible prediction uncertainty the average-error estimator wins the metric</w:t>
-      </w:r>
-      <w:r>
-        <w:t xml:space="preserve"> </w:t>
-      </w:r>
-      <w:r>
-        <w:t xml:space="preserve">it was trained on and loses the one that matters. Its MAE is</w:t>
+        <w:t xml:space="preserve">The risk of a stale twin is driven by the fill added since its last sync. Sweeping</w:t>
+      </w:r>
+      <w:r>
+        <w:t xml:space="preserve"> </w:t>
+      </w:r>
+      <w:r>
+        <w:t xml:space="preserve">the deployed band from 6 to 76 channels while the twin’s view stays at the sync</w:t>
+      </w:r>
+      <w:r>
+        <w:t xml:space="preserve"> </w:t>
+      </w:r>
+      <w:r>
+        <w:t xml:space="preserve">point, the false-clear rate of the twin’s format decisions rises linearly with the</w:t>
+      </w:r>
+      <w:r>
+        <w:t xml:space="preserve"> </w:t>
+      </w:r>
+      <w:r>
+        <w:t xml:space="preserve">number of added channels,</w:t>
       </w:r>
       <w:r>
         <w:t xml:space="preserve"> </w:t>
       </w:r>
       <m:oMath>
         <m:r>
-          <m:t>0.65</m:t>
+          <m:rPr>
+            <m:sty m:val="p"/>
+          </m:rPr>
+          <m:t>F</m:t>
+        </m:r>
+        <m:r>
+          <m:rPr>
+            <m:sty m:val="p"/>
+          </m:rPr>
+          <m:t>C</m:t>
+        </m:r>
+        <m:r>
+          <m:rPr>
+            <m:sty m:val="p"/>
+          </m:rPr>
+          <m:t>≈</m:t>
+        </m:r>
+        <m:r>
+          <m:t>0.008</m:t>
+        </m:r>
+        <m:r>
+          <m:t> </m:t>
+        </m:r>
+        <m:r>
+          <m:rPr>
+            <m:sty m:val="p"/>
+          </m:rPr>
+          <m:t>Δ</m:t>
+        </m:r>
+        <m:r>
+          <m:t>N</m:t>
         </m:r>
       </m:oMath>
       <w:r>
-        <w:t xml:space="preserve"> dB against</w:t>
+        <w:t xml:space="preserve"> </w:t>
+      </w:r>
+      <w:r>
+        <w:t xml:space="preserve">with</w:t>
       </w:r>
       <w:r>
         <w:t xml:space="preserve"> </w:t>
       </w:r>
       <m:oMath>
+        <m:sSup>
+          <m:e>
+            <m:r>
+              <m:t>R</m:t>
+            </m:r>
+          </m:e>
+          <m:sup>
+            <m:r>
+              <m:t>2</m:t>
+            </m:r>
+          </m:sup>
+        </m:sSup>
+        <m:r>
+          <m:rPr>
+            <m:sty m:val="p"/>
+          </m:rPr>
+          <m:t>=</m:t>
+        </m:r>
         <m:r>
           <m:t>0.95</m:t>
         </m:r>
       </m:oMath>
       <w:r>
-        <w:t xml:space="preserve"> dB for the consumer-aware objective, yet its false-clear rate is about</w:t>
+        <w:t xml:space="preserve">. At a</w:t>
       </w:r>
       <w:r>
         <w:t xml:space="preserve"> </w:t>
       </w:r>
       <m:oMath>
         <m:r>
-          <m:t>0.041</m:t>
+          <m:t>5</m:t>
+        </m:r>
+        <m:r>
+          <m:rPr>
+            <m:sty m:val="p"/>
+          </m:rPr>
+          <m:t>%</m:t>
         </m:r>
       </m:oMath>
       <w:r>
         <w:t xml:space="preserve"> </w:t>
       </w:r>
       <w:r>
-        <w:t xml:space="preserve">against</w:t>
-      </w:r>
-      <w:r>
-        <w:t xml:space="preserve"> </w:t>
-      </w:r>
-      <m:oMath>
-        <m:r>
-          <m:t>0.008</m:t>
-        </m:r>
-      </m:oMath>
-      <w:r>
-        <w:t xml:space="preserve">, five times higher, at comparable delivered spectral</w:t>
-      </w:r>
-      <w:r>
-        <w:t xml:space="preserve"> </w:t>
-      </w:r>
-      <w:r>
-        <w:t xml:space="preserve">efficiency near</w:t>
-      </w:r>
-      <w:r>
-        <w:t xml:space="preserve"> </w:t>
-      </w:r>
-      <m:oMath>
-        <m:r>
-          <m:t>3.9</m:t>
-        </m:r>
-      </m:oMath>
-      <w:r>
-        <w:t xml:space="preserve"> bits/symbol. Figure </w:t>
-      </w:r>
-      <w:hyperlink w:anchor="fig:ml">
+        <w:t xml:space="preserve">risk target the</w:t>
+      </w:r>
+      <w:r>
+        <w:t xml:space="preserve"> </w:t>
+      </w:r>
+      <w:r>
+        <w:t xml:space="preserve">budget is about 8 added channels. The rule is concrete. Re-sync the twin, or</w:t>
+      </w:r>
+      <w:r>
+        <w:t xml:space="preserve"> </w:t>
+      </w:r>
+      <w:r>
+        <w:t xml:space="preserve">re-certify the affected services, before the band around them grows by about 8</w:t>
+      </w:r>
+      <w:r>
+        <w:t xml:space="preserve"> </w:t>
+      </w:r>
+      <w:r>
+        <w:t xml:space="preserve">channels, rather than on a fixed calendar. Given an arrival rate the budget converts</w:t>
+      </w:r>
+      <w:r>
+        <w:t xml:space="preserve"> </w:t>
+      </w:r>
+      <w:r>
+        <w:t xml:space="preserve">to time. A neighbourhood taking one add per week can hold a sync for about two</w:t>
+      </w:r>
+      <w:r>
+        <w:t xml:space="preserve"> </w:t>
+      </w:r>
+      <w:r>
+        <w:t xml:space="preserve">months. A busy one taking one add per day must sync roughly weekly.</w:t>
+      </w:r>
+    </w:p>
+    <w:bookmarkEnd w:id="11"/>
+    <w:bookmarkStart w:id="16" w:name="who-is-exposed-when-the-twin-is-stale"/>
+    <w:p>
+      <w:pPr>
+        <w:pStyle w:val="Heading2"/>
+      </w:pPr>
+      <w:r>
+        <w:t xml:space="preserve">Who is exposed when the twin is stale</w:t>
+      </w:r>
+    </w:p>
+    <w:p>
+      <w:pPr>
+        <w:pStyle w:val="FirstParagraph"/>
+      </w:pPr>
+      <w:r>
+        <w:t xml:space="preserve">Staleness does not spread its damage evenly. A lightpath’s GSNR drops as neighbours</w:t>
+      </w:r>
+      <w:r>
+        <w:t xml:space="preserve"> </w:t>
+      </w:r>
+      <w:r>
+        <w:t xml:space="preserve">arrive, and whether it crosses a format threshold depends on where it sits:</w:t>
+      </w:r>
+      <w:r>
+        <w:t xml:space="preserve"> </w:t>
+      </w:r>
+      <w:r>
+        <w:t xml:space="preserve">false-clears concentrate on services whose spectral position and reach leave their</w:t>
+      </w:r>
+      <w:r>
+        <w:t xml:space="preserve"> </w:t>
+      </w:r>
+      <w:r>
+        <w:t xml:space="preserve">GSNR near a boundary, and are absent elsewhere (Fig. </w:t>
+      </w:r>
+      <w:hyperlink w:anchor="fig:fc">
         <w:r>
           <w:rPr>
             <w:rStyle w:val="Hyperlink"/>
@@ -448,51 +623,128 @@
         </w:r>
       </w:hyperlink>
       <w:r>
-        <w:t xml:space="preserve">(a) shows the two objectives</w:t>
-      </w:r>
-      <w:r>
-        <w:t xml:space="preserve"> </w:t>
-      </w:r>
-      <w:r>
-        <w:t xml:space="preserve">trading places between the two metrics. Figure </w:t>
-      </w:r>
-      <w:hyperlink w:anchor="fig:ml">
-        <w:r>
-          <w:rPr>
-            <w:rStyle w:val="Hyperlink"/>
-          </w:rPr>
-          <w:t xml:space="preserve">1</w:t>
-        </w:r>
-      </w:hyperlink>
-      <w:r>
-        <w:t xml:space="preserve">(b) shows where the</w:t>
-      </w:r>
-      <w:r>
-        <w:t xml:space="preserve"> </w:t>
-      </w:r>
-      <w:r>
-        <w:t xml:space="preserve">failures live: the average-error false-clears concentrate where the GSNR headroom</w:t>
-      </w:r>
-      <w:r>
-        <w:t xml:space="preserve"> </w:t>
-      </w:r>
-      <w:r>
-        <w:t xml:space="preserve">above the nearest format threshold is small. That is the cliff, and it is exactly</w:t>
-      </w:r>
-      <w:r>
-        <w:t xml:space="preserve"> </w:t>
-      </w:r>
-      <w:r>
-        <w:t xml:space="preserve">where a symmetric error metric is blind. The fix is to train ML-QoT on the consumer’s</w:t>
-      </w:r>
-      <w:r>
-        <w:t xml:space="preserve"> </w:t>
-      </w:r>
-      <w:r>
-        <w:t xml:space="preserve">threshold decision rather than on volume-averaged fidelity.</w:t>
+        <w:t xml:space="preserve">). So a single</w:t>
+      </w:r>
+      <w:r>
+        <w:t xml:space="preserve"> </w:t>
+      </w:r>
+      <w:r>
+        <w:t xml:space="preserve">blanket margin cannot protect the fleet efficiently. We price this against today’s</w:t>
+      </w:r>
+      <w:r>
+        <w:t xml:space="preserve"> </w:t>
+      </w:r>
+      <w:r>
+        <w:t xml:space="preserve">practice of one uniform system margin, with the deployed fill drawn from the real</w:t>
+      </w:r>
+      <w:r>
+        <w:t xml:space="preserve"> </w:t>
+      </w:r>
+      <w:r>
+        <w:t xml:space="preserve">SNDlib janos-us-ca demand matrix </w:t>
+      </w:r>
+      <w:r>
+        <w:t xml:space="preserve"> </w:t>
+      </w:r>
+      <w:r>
+        <w:t xml:space="preserve">(61 links; median 10 channels, 90th</w:t>
+      </w:r>
+      <w:r>
+        <w:t xml:space="preserve"> </w:t>
+      </w:r>
+      <w:r>
+        <w:t xml:space="preserve">percentile 35, of 76). Real traffic is heavy-tailed, so a uniform margin sized for</w:t>
+      </w:r>
+      <w:r>
+        <w:t xml:space="preserve"> </w:t>
+      </w:r>
+      <w:r>
+        <w:t xml:space="preserve">the few near-full links over-provisions the lightly filled majority. Giving both</w:t>
+      </w:r>
+      <w:r>
+        <w:t xml:space="preserve"> </w:t>
+      </w:r>
+      <w:r>
+        <w:t xml:space="preserve">policies the same estimator uncertainty of</w:t>
+      </w:r>
+      <w:r>
+        <w:t xml:space="preserve"> </w:t>
+      </w:r>
+      <m:oMath>
+        <m:r>
+          <m:t>0.5</m:t>
+        </m:r>
+      </m:oMath>
+      <w:r>
+        <w:t xml:space="preserve"> dB RMSE, a twin that sizes each</w:t>
+      </w:r>
+      <w:r>
+        <w:t xml:space="preserve"> </w:t>
+      </w:r>
+      <w:r>
+        <w:t xml:space="preserve">margin to the lightpath’s own fill recovers about</w:t>
+      </w:r>
+      <w:r>
+        <w:t xml:space="preserve"> </w:t>
+      </w:r>
+      <m:oMath>
+        <m:r>
+          <m:t>8</m:t>
+        </m:r>
+        <m:r>
+          <m:rPr>
+            <m:sty m:val="p"/>
+          </m:rPr>
+          <m:t>%</m:t>
+        </m:r>
+      </m:oMath>
+      <w:r>
+        <w:t xml:space="preserve"> </w:t>
+      </w:r>
+      <w:r>
+        <w:t xml:space="preserve">of spectral efficiency, near</w:t>
+      </w:r>
+      <w:r>
+        <w:t xml:space="preserve"> </w:t>
+      </w:r>
+      <m:oMath>
+        <m:r>
+          <m:t>0.33</m:t>
+        </m:r>
+      </m:oMath>
+      <w:r>
+        <w:t xml:space="preserve"> b/sym or</w:t>
+      </w:r>
+      <w:r>
+        <w:t xml:space="preserve"> </w:t>
+      </w:r>
+      <m:oMath>
+        <m:r>
+          <m:t>21</m:t>
+        </m:r>
+      </m:oMath>
+      <w:r>
+        <w:t xml:space="preserve"> Gb/s per channel, at matched safety (false-clear at most</w:t>
+      </w:r>
+      <w:r>
+        <w:t xml:space="preserve"> </w:t>
+      </w:r>
+      <m:oMath>
+        <m:r>
+          <m:t>0.01</m:t>
+        </m:r>
+      </m:oMath>
+      <w:r>
+        <w:t xml:space="preserve">) on a rate-flexible transceiver model. The gain is capacity the uniform</w:t>
+      </w:r>
+      <w:r>
+        <w:t xml:space="preserve"> </w:t>
+      </w:r>
+      <w:r>
+        <w:t xml:space="preserve">margin strands on links that never fill.</w:t>
       </w:r>
     </w:p>
-    <w:bookmarkStart w:id="14" w:name="fig:ml"/>
+    <w:bookmarkStart w:id="15" w:name="fig:fc"/>
     <w:p>
       <w:pPr>
         <w:pStyle w:val="CaptionedFigure"/>
@@ -502,18 +754,18 @@
           <wp:inline>
             <wp:extent cx="5334000" cy="2209800"/>
             <wp:effectExtent b="0" l="0" r="0" t="0"/>
-            <wp:docPr descr="" title="" id="12" name="Picture"/>
+            <wp:docPr descr="" title="" id="13" name="Picture"/>
             <a:graphic>
               <a:graphicData uri="http://schemas.openxmlformats.org/drawingml/2006/picture">
                 <pic:pic>
                   <pic:nvPicPr>
-                    <pic:cNvPr descr="ml_cliff.png" id="13" name="Picture"/>
+                    <pic:cNvPr descr="fc_footprint.png" id="14" name="Picture"/>
                     <pic:cNvPicPr>
                       <a:picLocks noChangeArrowheads="1" noChangeAspect="1"/>
                     </pic:cNvPicPr>
                   </pic:nvPicPr>
                   <pic:blipFill>
-                    <a:blip r:embed="rId11"/>
+                    <a:blip r:embed="rId12"/>
                     <a:stretch>
                       <a:fillRect/>
                     </a:stretch>
@@ -545,36 +797,30 @@
         <w:pStyle w:val="ImageCaption"/>
       </w:pPr>
       <w:r>
-        <w:t xml:space="preserve">Two objectives, two metrics (GNPy, gradient-boosted regressors). (a) The</w:t>
-      </w:r>
-      <w:r>
-        <w:t xml:space="preserve"> </w:t>
-      </w:r>
-      <w:r>
-        <w:t xml:space="preserve">average-error objective has lower MAE and higher false-clear than the consumer-aware</w:t>
-      </w:r>
-      <w:r>
-        <w:t xml:space="preserve"> </w:t>
-      </w:r>
-      <w:r>
-        <w:t xml:space="preserve">objective. (b) Its false-clears sit at the FEC cliff, where headroom is small.</w:t>
-      </w:r>
-      <w:r>
-        <w:t xml:space="preserve"> </w:t>
-      </w:r>
-      <w:r>
-        <w:t xml:space="preserve">Marker shape distinguishes objectives.</w:t>
+        <w:t xml:space="preserve">Where a stale twin fails (GNPy over CORONET-CONUS). Per-service</w:t>
+      </w:r>
+      <w:r>
+        <w:t xml:space="preserve"> </w:t>
+      </w:r>
+      <w:r>
+        <w:t xml:space="preserve">false-clear over spectral position and reach concentrates on threshold-adjacent</w:t>
+      </w:r>
+      <w:r>
+        <w:t xml:space="preserve"> </w:t>
+      </w:r>
+      <w:r>
+        <w:t xml:space="preserve">services. A per-lightpath view removes it. Marker shape distinguishes classes.</w:t>
       </w:r>
     </w:p>
-    <w:bookmarkEnd w:id="14"/>
     <w:bookmarkEnd w:id="15"/>
-    <w:bookmarkStart w:id="20" w:name="the-margin-is-consumer-relative"/>
+    <w:bookmarkEnd w:id="16"/>
+    <w:bookmarkStart w:id="17" w:name="one-twin-two-consumers-opposite-verdicts"/>
     <w:p>
       <w:pPr>
         <w:pStyle w:val="Heading2"/>
       </w:pPr>
       <w:r>
-        <w:t xml:space="preserve">The margin is consumer-relative</w:t>
+        <w:t xml:space="preserve">One twin, two consumers, opposite verdicts</w:t>
       </w:r>
     </w:p>
     <w:p>
@@ -582,33 +828,254 @@
         <w:pStyle w:val="FirstParagraph"/>
       </w:pPr>
       <w:r>
-        <w:t xml:space="preserve">The same threshold-blindness afflicts the margin itself as the band fills. A</w:t>
-      </w:r>
-      <w:r>
-        <w:t xml:space="preserve"> </w:t>
-      </w:r>
-      <w:r>
-        <w:t xml:space="preserve">lightpath’s GSNR drops as neighbours arrive, and whether it crosses a format threshold</w:t>
-      </w:r>
-      <w:r>
-        <w:t xml:space="preserve"> </w:t>
-      </w:r>
-      <w:r>
-        <w:t xml:space="preserve">depends on where it sits: false-clears concentrate on services whose spectral position</w:t>
-      </w:r>
-      <w:r>
-        <w:t xml:space="preserve"> </w:t>
-      </w:r>
-      <w:r>
-        <w:t xml:space="preserve">and reach leave their GSNR near a boundary, and are absent elsewhere</w:t>
-      </w:r>
-      <w:r>
-        <w:t xml:space="preserve"> </w:t>
-      </w:r>
-      <w:r>
-        <w:t xml:space="preserve">(Fig. </w:t>
-      </w:r>
-      <w:hyperlink w:anchor="fig:fc">
+        <w:t xml:space="preserve">Exposure is not just uneven. It can invert. Take two margin policies with the same</w:t>
+      </w:r>
+      <w:r>
+        <w:t xml:space="preserve"> </w:t>
+      </w:r>
+      <w:r>
+        <w:t xml:space="preserve">fleet-mean budget of</w:t>
+      </w:r>
+      <w:r>
+        <w:t xml:space="preserve"> </w:t>
+      </w:r>
+      <m:oMath>
+        <m:r>
+          <m:t>1.0</m:t>
+        </m:r>
+      </m:oMath>
+      <w:r>
+        <w:t xml:space="preserve"> dB: policy A allocates by reach, policy B allocates the</w:t>
+      </w:r>
+      <w:r>
+        <w:t xml:space="preserve"> </w:t>
+      </w:r>
+      <w:r>
+        <w:t xml:space="preserve">same total by band-centrality. Long-reach band-edge services do better under A</w:t>
+      </w:r>
+      <w:r>
+        <w:t xml:space="preserve"> </w:t>
+      </w:r>
+      <w:r>
+        <w:t xml:space="preserve">(false-clear</w:t>
+      </w:r>
+      <w:r>
+        <w:t xml:space="preserve"> </w:t>
+      </w:r>
+      <m:oMath>
+        <m:r>
+          <m:t>0.37</m:t>
+        </m:r>
+      </m:oMath>
+      <w:r>
+        <w:t xml:space="preserve"> </w:t>
+      </w:r>
+      <w:r>
+        <w:t xml:space="preserve">against</w:t>
+      </w:r>
+      <w:r>
+        <w:t xml:space="preserve"> </w:t>
+      </w:r>
+      <m:oMath>
+        <m:r>
+          <m:t>0.78</m:t>
+        </m:r>
+      </m:oMath>
+      <w:r>
+        <w:t xml:space="preserve">),</w:t>
+      </w:r>
+      <w:r>
+        <w:t xml:space="preserve"> </w:t>
+      </w:r>
+      <w:r>
+        <w:t xml:space="preserve">and short-reach band-centre services do better under B</w:t>
+      </w:r>
+      <w:r>
+        <w:t xml:space="preserve"> </w:t>
+      </w:r>
+      <w:r>
+        <w:t xml:space="preserve">(</w:t>
+      </w:r>
+      <m:oMath>
+        <m:r>
+          <m:t>0.22</m:t>
+        </m:r>
+      </m:oMath>
+      <w:r>
+        <w:t xml:space="preserve"> </w:t>
+      </w:r>
+      <w:r>
+        <w:t xml:space="preserve">against</w:t>
+      </w:r>
+      <w:r>
+        <w:t xml:space="preserve"> </w:t>
+      </w:r>
+      <m:oMath>
+        <m:r>
+          <m:t>0.42</m:t>
+        </m:r>
+      </m:oMath>
+      <w:r>
+        <w:t xml:space="preserve">).</w:t>
+      </w:r>
+      <w:r>
+        <w:t xml:space="preserve"> </w:t>
+      </w:r>
+      <w:r>
+        <w:t xml:space="preserve">Same pair of policies, opposite verdicts, on every seed tested. The fleet aggregate</w:t>
+      </w:r>
+      <w:r>
+        <w:t xml:space="preserve"> </w:t>
+      </w:r>
+      <w:r>
+        <w:t xml:space="preserve">cannot arbitrate: it prefers A overall while B is much better for half the fleet. A</w:t>
+      </w:r>
+      <w:r>
+        <w:t xml:space="preserve"> </w:t>
+      </w:r>
+      <w:r>
+        <w:t xml:space="preserve">control makes the mechanism sharp. Running the same protocol on two FEC classes,</w:t>
+      </w:r>
+      <w:r>
+        <w:t xml:space="preserve"> </w:t>
+      </w:r>
+      <w:r>
+        <w:t xml:space="preserve">whose thresholds differ by a shift but whose reads are the same projection of the</w:t>
+      </w:r>
+      <w:r>
+        <w:t xml:space="preserve"> </w:t>
+      </w:r>
+      <w:r>
+        <w:t xml:space="preserve">network state, produces no inversion at all. The inversion needs consumers that read</w:t>
+      </w:r>
+      <w:r>
+        <w:t xml:space="preserve"> </w:t>
+      </w:r>
+      <w:r>
+        <w:t xml:space="preserve">different axes of the state, here reach against spectral position, and that is</w:t>
+      </w:r>
+      <w:r>
+        <w:t xml:space="preserve"> </w:t>
+      </w:r>
+      <w:r>
+        <w:t xml:space="preserve">exactly what mixed service portfolios do. A twin that reports one fleet-level number</w:t>
+      </w:r>
+      <w:r>
+        <w:t xml:space="preserve"> </w:t>
+      </w:r>
+      <w:r>
+        <w:t xml:space="preserve">answers a question no consumer asked.</w:t>
+      </w:r>
+    </w:p>
+    <w:bookmarkEnd w:id="17"/>
+    <w:bookmarkStart w:id="22" w:name="Xf6dbd67ee9b92e53630c304575267b6f0cc00c0"/>
+    <w:p>
+      <w:pPr>
+        <w:pStyle w:val="Heading2"/>
+      </w:pPr>
+      <w:r>
+        <w:t xml:space="preserve">The learned surrogate fails at the threshold</w:t>
+      </w:r>
+    </w:p>
+    <w:p>
+      <w:pPr>
+        <w:pStyle w:val="FirstParagraph"/>
+      </w:pPr>
+      <w:r>
+        <w:t xml:space="preserve">Many twins replace the physics model with a learned surrogate for speed. How that</w:t>
+      </w:r>
+      <w:r>
+        <w:t xml:space="preserve"> </w:t>
+      </w:r>
+      <w:r>
+        <w:t xml:space="preserve">surrogate is trained matters more than how accurate it is on average.</w:t>
+      </w:r>
+      <w:r>
+        <w:t xml:space="preserve"> </w:t>
+      </w:r>
+      <w:r>
+        <w:t xml:space="preserve">Uncertainty-aware and quantile QoT models are established </w:t>
+      </w:r>
+      <w:r>
+        <w:t xml:space="preserve">; what</w:t>
+      </w:r>
+      <w:r>
+        <w:t xml:space="preserve"> </w:t>
+      </w:r>
+      <w:r>
+        <w:t xml:space="preserve">has not been measured is the price of ignoring them at the decision boundary. Under</w:t>
+      </w:r>
+      <w:r>
+        <w:t xml:space="preserve"> </w:t>
+      </w:r>
+      <w:r>
+        <w:t xml:space="preserve">irreducible prediction uncertainty the average-error surrogate wins the metric it</w:t>
+      </w:r>
+      <w:r>
+        <w:t xml:space="preserve"> </w:t>
+      </w:r>
+      <w:r>
+        <w:t xml:space="preserve">was trained on and loses the one the twin exists for. Its MAE is</w:t>
+      </w:r>
+      <w:r>
+        <w:t xml:space="preserve"> </w:t>
+      </w:r>
+      <m:oMath>
+        <m:r>
+          <m:t>0.65</m:t>
+        </m:r>
+      </m:oMath>
+      <w:r>
+        <w:t xml:space="preserve"> dB against</w:t>
+      </w:r>
+      <w:r>
+        <w:t xml:space="preserve"> </w:t>
+      </w:r>
+      <m:oMath>
+        <m:r>
+          <m:t>0.95</m:t>
+        </m:r>
+      </m:oMath>
+      <w:r>
+        <w:t xml:space="preserve"> dB for the quantile objective, yet its false-clear rate is about</w:t>
+      </w:r>
+      <w:r>
+        <w:t xml:space="preserve"> </w:t>
+      </w:r>
+      <m:oMath>
+        <m:r>
+          <m:t>0.041</m:t>
+        </m:r>
+      </m:oMath>
+      <w:r>
+        <w:t xml:space="preserve"> </w:t>
+      </w:r>
+      <w:r>
+        <w:t xml:space="preserve">against</w:t>
+      </w:r>
+      <w:r>
+        <w:t xml:space="preserve"> </w:t>
+      </w:r>
+      <m:oMath>
+        <m:r>
+          <m:t>0.008</m:t>
+        </m:r>
+      </m:oMath>
+      <w:r>
+        <w:t xml:space="preserve">, five times higher, at comparable delivered spectral efficiency near</w:t>
+      </w:r>
+      <w:r>
+        <w:t xml:space="preserve"> </w:t>
+      </w:r>
+      <m:oMath>
+        <m:r>
+          <m:t>3.9</m:t>
+        </m:r>
+      </m:oMath>
+      <w:r>
+        <w:t xml:space="preserve"> bits/symbol (Fig. </w:t>
+      </w:r>
+      <w:hyperlink w:anchor="fig:ml">
         <w:r>
           <w:rPr>
             <w:rStyle w:val="Hyperlink"/>
@@ -617,152 +1084,48 @@
         </w:r>
       </w:hyperlink>
       <w:r>
-        <w:t xml:space="preserve">). So a single blanket margin cannot be right for every lightpath.</w:t>
-      </w:r>
-      <w:r>
-        <w:t xml:space="preserve"> </w:t>
-      </w:r>
-      <w:r>
-        <w:t xml:space="preserve">We price this against today’s practice of one uniform system margin sized to keep the</w:t>
-      </w:r>
-      <w:r>
-        <w:t xml:space="preserve"> </w:t>
-      </w:r>
-      <w:r>
-        <w:t xml:space="preserve">whole fleet safe. The deployed fill is real. Each lightpath’s channel load is drawn</w:t>
-      </w:r>
-      <w:r>
-        <w:t xml:space="preserve"> </w:t>
-      </w:r>
-      <w:r>
-        <w:t xml:space="preserve">from the per-link fill distribution of the SNDlib janos-us-ca demand</w:t>
-      </w:r>
-      <w:r>
-        <w:t xml:space="preserve"> </w:t>
-      </w:r>
-      <w:r>
-        <w:t xml:space="preserve">matrix </w:t>
-      </w:r>
-      <w:r>
-        <w:t xml:space="preserve"> </w:t>
-      </w:r>
-      <w:r>
-        <w:t xml:space="preserve">(61 links; median 10 channels, 90th percentile 35, of 76). Real</w:t>
-      </w:r>
-      <w:r>
-        <w:t xml:space="preserve"> </w:t>
-      </w:r>
-      <w:r>
-        <w:t xml:space="preserve">traffic is heavy-tailed. A uniform margin sized for the few near-full links</w:t>
-      </w:r>
-      <w:r>
-        <w:t xml:space="preserve"> </w:t>
-      </w:r>
-      <w:r>
-        <w:t xml:space="preserve">over-provisions the lightly filled majority. We give both policies the same</w:t>
-      </w:r>
-      <w:r>
-        <w:t xml:space="preserve"> </w:t>
-      </w:r>
-      <w:r>
-        <w:t xml:space="preserve">QoT-estimator uncertainty of</w:t>
-      </w:r>
-      <w:r>
-        <w:t xml:space="preserve"> </w:t>
-      </w:r>
-      <m:oMath>
-        <m:r>
-          <m:t>0.5</m:t>
-        </m:r>
-      </m:oMath>
-      <w:r>
-        <w:t xml:space="preserve"> dB RMSE, so the footprint-aware certificate is</w:t>
-      </w:r>
-      <w:r>
-        <w:t xml:space="preserve"> </w:t>
-      </w:r>
-      <w:r>
-        <w:t xml:space="preserve">not assumed perfect. Sizing each margin to the lightpath’s own fill then recovers</w:t>
-      </w:r>
-      <w:r>
-        <w:t xml:space="preserve"> </w:t>
-      </w:r>
-      <w:r>
-        <w:t xml:space="preserve">about</w:t>
-      </w:r>
-      <w:r>
-        <w:t xml:space="preserve"> </w:t>
-      </w:r>
-      <m:oMath>
-        <m:r>
-          <m:t>8</m:t>
-        </m:r>
-        <m:r>
-          <m:rPr>
-            <m:sty m:val="p"/>
-          </m:rPr>
-          <m:t>%</m:t>
-        </m:r>
-      </m:oMath>
-      <w:r>
-        <w:t xml:space="preserve"> </w:t>
-      </w:r>
-      <w:r>
-        <w:t xml:space="preserve">of spectral efficiency, near</w:t>
-      </w:r>
-      <w:r>
-        <w:t xml:space="preserve"> </w:t>
-      </w:r>
-      <m:oMath>
-        <m:r>
-          <m:t>0.33</m:t>
-        </m:r>
-      </m:oMath>
-      <w:r>
-        <w:t xml:space="preserve"> b/sym or</w:t>
-      </w:r>
-      <w:r>
-        <w:t xml:space="preserve"> </w:t>
-      </w:r>
-      <m:oMath>
-        <m:r>
-          <m:t>21</m:t>
-        </m:r>
-      </m:oMath>
-      <w:r>
-        <w:t xml:space="preserve"> Gb/s per channel, at</w:t>
-      </w:r>
-      <w:r>
-        <w:t xml:space="preserve"> </w:t>
-      </w:r>
-      <w:r>
-        <w:t xml:space="preserve">matched safety (false-clear at most</w:t>
-      </w:r>
-      <w:r>
-        <w:t xml:space="preserve"> </w:t>
-      </w:r>
-      <m:oMath>
-        <m:r>
-          <m:t>0.01</m:t>
-        </m:r>
-      </m:oMath>
-      <w:r>
-        <w:t xml:space="preserve">) on a rate-flexible transceiver model. The</w:t>
-      </w:r>
-      <w:r>
-        <w:t xml:space="preserve"> </w:t>
-      </w:r>
-      <w:r>
-        <w:t xml:space="preserve">gain is modest and free. It is capacity the uniform margin strands on links that</w:t>
-      </w:r>
-      <w:r>
-        <w:t xml:space="preserve"> </w:t>
-      </w:r>
-      <w:r>
-        <w:t xml:space="preserve">never fill.</w:t>
+        <w:t xml:space="preserve">a). The failures sit where the GSNR headroom</w:t>
+      </w:r>
+      <w:r>
+        <w:t xml:space="preserve"> </w:t>
+      </w:r>
+      <w:r>
+        <w:t xml:space="preserve">above the nearest format threshold is small (Fig. </w:t>
+      </w:r>
+      <w:hyperlink w:anchor="fig:ml">
+        <w:r>
+          <w:rPr>
+            <w:rStyle w:val="Hyperlink"/>
+          </w:rPr>
+          <w:t xml:space="preserve">2</w:t>
+        </w:r>
+      </w:hyperlink>
+      <w:r>
+        <w:t xml:space="preserve">b). That is the cliff,</w:t>
+      </w:r>
+      <w:r>
+        <w:t xml:space="preserve"> </w:t>
+      </w:r>
+      <w:r>
+        <w:t xml:space="preserve">and a symmetric error metric is blind there. A twin’s surrogate should be trained on</w:t>
+      </w:r>
+      <w:r>
+        <w:t xml:space="preserve"> </w:t>
+      </w:r>
+      <w:r>
+        <w:t xml:space="preserve">the decision it will make, and the quantile machinery to do so already</w:t>
+      </w:r>
+      <w:r>
+        <w:t xml:space="preserve"> </w:t>
+      </w:r>
+      <w:r>
+        <w:t xml:space="preserve">exists </w:t>
+      </w:r>
+      <w:r>
+        <w:t xml:space="preserve">.</w:t>
       </w:r>
     </w:p>
-    <w:bookmarkStart w:id="19" w:name="fig:fc"/>
+    <w:bookmarkStart w:id="21" w:name="fig:ml"/>
     <w:p>
       <w:pPr>
         <w:pStyle w:val="CaptionedFigure"/>
@@ -772,18 +1135,18 @@
           <wp:inline>
             <wp:extent cx="5334000" cy="2209800"/>
             <wp:effectExtent b="0" l="0" r="0" t="0"/>
-            <wp:docPr descr="" title="" id="17" name="Picture"/>
+            <wp:docPr descr="" title="" id="19" name="Picture"/>
             <a:graphic>
               <a:graphicData uri="http://schemas.openxmlformats.org/drawingml/2006/picture">
                 <pic:pic>
                   <pic:nvPicPr>
-                    <pic:cNvPr descr="fc_footprint.png" id="18" name="Picture"/>
+                    <pic:cNvPr descr="ml_cliff.png" id="20" name="Picture"/>
                     <pic:cNvPicPr>
                       <a:picLocks noChangeArrowheads="1" noChangeAspect="1"/>
                     </pic:cNvPicPr>
                   </pic:nvPicPr>
                   <pic:blipFill>
-                    <a:blip r:embed="rId16"/>
+                    <a:blip r:embed="rId18"/>
                     <a:stretch>
                       <a:fillRect/>
                     </a:stretch>
@@ -815,30 +1178,37 @@
         <w:pStyle w:val="ImageCaption"/>
       </w:pPr>
       <w:r>
-        <w:t xml:space="preserve">Where the margin fails (GNPy over CORONET-CONUS). Per-service false-clear</w:t>
-      </w:r>
-      <w:r>
-        <w:t xml:space="preserve"> </w:t>
-      </w:r>
-      <w:r>
-        <w:t xml:space="preserve">over spectral position and reach concentrates on threshold-adjacent services. A</w:t>
-      </w:r>
-      <w:r>
-        <w:t xml:space="preserve"> </w:t>
-      </w:r>
-      <w:r>
-        <w:t xml:space="preserve">footprint-aware certificate removes it. Marker shape distinguishes classes.</w:t>
+        <w:t xml:space="preserve">Two surrogate objectives, two metrics (GNPy, gradient-boosted</w:t>
+      </w:r>
+      <w:r>
+        <w:t xml:space="preserve"> </w:t>
+      </w:r>
+      <w:r>
+        <w:t xml:space="preserve">regressors). (a) The average-error objective has lower MAE and higher false-clear</w:t>
+      </w:r>
+      <w:r>
+        <w:t xml:space="preserve"> </w:t>
+      </w:r>
+      <w:r>
+        <w:t xml:space="preserve">than the quantile objective. (b) Its false-clears sit at the FEC cliff, where</w:t>
+      </w:r>
+      <w:r>
+        <w:t xml:space="preserve"> </w:t>
+      </w:r>
+      <w:r>
+        <w:t xml:space="preserve">headroom is small. Marker shape distinguishes objectives.</w:t>
       </w:r>
     </w:p>
-    <w:bookmarkEnd w:id="19"/>
-    <w:bookmarkEnd w:id="20"/>
-    <w:bookmarkStart w:id="21" w:name="the-refresh-floor"/>
+    <w:bookmarkEnd w:id="21"/>
+    <w:bookmarkEnd w:id="22"/>
+    <w:bookmarkEnd w:id="23"/>
+    <w:bookmarkStart w:id="24" w:name="related-work"/>
     <w:p>
       <w:pPr>
-        <w:pStyle w:val="Heading2"/>
-      </w:pPr>
-      <w:r>
-        <w:t xml:space="preserve">The refresh floor</w:t>
+        <w:pStyle w:val="Heading1"/>
+      </w:pPr>
+      <w:r>
+        <w:t xml:space="preserve">Related work</w:t>
       </w:r>
     </w:p>
     <w:p>
@@ -846,215 +1216,159 @@
         <w:pStyle w:val="FirstParagraph"/>
       </w:pPr>
       <w:r>
-        <w:t xml:space="preserve">The risk is driven by the fill added between provisioning and use, so a certificate</w:t>
-      </w:r>
-      <w:r>
-        <w:t xml:space="preserve"> </w:t>
-      </w:r>
-      <w:r>
-        <w:t xml:space="preserve">has a refresh horizon. Sweeping the deployed fill from 6 to 76 channels, the naive</w:t>
-      </w:r>
-      <w:r>
-        <w:t xml:space="preserve"> </w:t>
-      </w:r>
-      <w:r>
-        <w:t xml:space="preserve">false-clear rises roughly linearly with the number of added channels,</w:t>
+        <w:t xml:space="preserve">Optical digital twins are an active area, from GNPy-based twins fed by network</w:t>
+      </w:r>
+      <w:r>
+        <w:t xml:space="preserve"> </w:t>
+      </w:r>
+      <w:r>
+        <w:t xml:space="preserve">telemetry </w:t>
+      </w:r>
+      <w:r>
+        <w:t xml:space="preserve"> </w:t>
+      </w:r>
+      <w:r>
+        <w:t xml:space="preserve">to calibration against field data; that work builds and</w:t>
+      </w:r>
+      <w:r>
+        <w:t xml:space="preserve"> </w:t>
+      </w:r>
+      <w:r>
+        <w:t xml:space="preserve">tunes the twin, and does not quantify how stale it can afford to be. Margin erosion</w:t>
+      </w:r>
+      <w:r>
+        <w:t xml:space="preserve"> </w:t>
+      </w:r>
+      <w:r>
+        <w:t xml:space="preserve">under channel add is known qualitatively, and impairment-aware provisioning</w:t>
+      </w:r>
+      <w:r>
+        <w:t xml:space="preserve"> </w:t>
+      </w:r>
+      <w:r>
+        <w:t xml:space="preserve">accounts for it at setup time </w:t>
+      </w:r>
+      <w:r>
+        <w:t xml:space="preserve">; our contribution is the measured</w:t>
+      </w:r>
+      <w:r>
+        <w:t xml:space="preserve"> </w:t>
+      </w:r>
+      <w:r>
+        <w:t xml:space="preserve">staleness law and the budget it implies for the twin that persists after setup.</w:t>
+      </w:r>
+      <w:r>
+        <w:t xml:space="preserve"> </w:t>
+      </w:r>
+      <w:r>
+        <w:t xml:space="preserve">Uncertainty-aware ML-QoT, including quantile models, is</w:t>
+      </w:r>
+      <w:r>
+        <w:t xml:space="preserve"> </w:t>
+      </w:r>
+      <w:r>
+        <w:t xml:space="preserve">established </w:t>
+      </w:r>
+      <w:r>
+        <w:t xml:space="preserve">; we credit it as the correction for the</w:t>
+      </w:r>
+      <w:r>
+        <w:t xml:space="preserve"> </w:t>
+      </w:r>
+      <w:r>
+        <w:t xml:space="preserve">surrogate result and add the measured cliff dissociation that motivates it. We do</w:t>
+      </w:r>
+      <w:r>
+        <w:t xml:space="preserve"> </w:t>
+      </w:r>
+      <w:r>
+        <w:t xml:space="preserve">not offer a better twin, estimator or allocator. We offer the freshness budget, the</w:t>
+      </w:r>
+      <w:r>
+        <w:t xml:space="preserve"> </w:t>
+      </w:r>
+      <w:r>
+        <w:t xml:space="preserve">exposure map, the verdict inversion, and the price of the wrong training objective.</w:t>
+      </w:r>
+    </w:p>
+    <w:bookmarkEnd w:id="24"/>
+    <w:bookmarkStart w:id="26" w:name="discussion"/>
+    <w:p>
+      <w:pPr>
+        <w:pStyle w:val="Heading1"/>
+      </w:pPr>
+      <w:r>
+        <w:t xml:space="preserve">Discussion</w:t>
+      </w:r>
+    </w:p>
+    <w:p>
+      <w:pPr>
+        <w:pStyle w:val="FirstParagraph"/>
+      </w:pPr>
+      <w:r>
+        <w:t xml:space="preserve">A digital twin is a certificate factory, and certificates age. The freshness budget</w:t>
+      </w:r>
+      <w:r>
+        <w:t xml:space="preserve"> </w:t>
+      </w:r>
+      <w:r>
+        <w:t xml:space="preserve">turns twin synchronization from a judgment call into a provisioned quantity:</w:t>
+      </w:r>
+      <w:r>
+        <w:t xml:space="preserve"> </w:t>
+      </w:r>
+      <w:r>
+        <w:t xml:space="preserve">re-sync within eight adds per neighbourhood at a</w:t>
       </w:r>
       <w:r>
         <w:t xml:space="preserve"> </w:t>
       </w:r>
       <m:oMath>
+        <m:r>
+          <m:t>5</m:t>
+        </m:r>
         <m:r>
           <m:rPr>
             <m:sty m:val="p"/>
           </m:rPr>
-          <m:t>F</m:t>
-        </m:r>
-        <m:r>
-          <m:rPr>
-            <m:sty m:val="p"/>
-          </m:rPr>
-          <m:t>C</m:t>
-        </m:r>
-        <m:r>
-          <m:rPr>
-            <m:sty m:val="p"/>
-          </m:rPr>
-          <m:t>≈</m:t>
-        </m:r>
-        <m:r>
-          <m:t>0.008</m:t>
-        </m:r>
-        <m:r>
-          <m:t> </m:t>
-        </m:r>
-        <m:r>
-          <m:rPr>
-            <m:sty m:val="p"/>
-          </m:rPr>
-          <m:t>Δ</m:t>
-        </m:r>
-        <m:r>
-          <m:t>N</m:t>
+          <m:t>%</m:t>
         </m:r>
       </m:oMath>
       <w:r>
         <w:t xml:space="preserve"> </w:t>
       </w:r>
       <w:r>
-        <w:t xml:space="preserve">with</w:t>
-      </w:r>
-      <w:r>
-        <w:t xml:space="preserve"> </w:t>
-      </w:r>
-      <m:oMath>
-        <m:sSup>
-          <m:e>
-            <m:r>
-              <m:t>R</m:t>
-            </m:r>
-          </m:e>
-          <m:sup>
-            <m:r>
-              <m:t>2</m:t>
-            </m:r>
-          </m:sup>
-        </m:sSup>
-        <m:r>
-          <m:rPr>
-            <m:sty m:val="p"/>
-          </m:rPr>
-          <m:t>=</m:t>
-        </m:r>
-        <m:r>
-          <m:t>0.95</m:t>
-        </m:r>
-      </m:oMath>
-      <w:r>
-        <w:t xml:space="preserve">. At a</w:t>
-      </w:r>
-      <w:r>
-        <w:t xml:space="preserve"> </w:t>
-      </w:r>
-      <m:oMath>
-        <m:r>
-          <m:t>0.05</m:t>
-        </m:r>
-      </m:oMath>
-      <w:r>
-        <w:t xml:space="preserve"> </w:t>
-      </w:r>
-      <w:r>
-        <w:t xml:space="preserve">target the floor is</w:t>
-      </w:r>
-      <w:r>
-        <w:t xml:space="preserve"> </w:t>
-      </w:r>
-      <w:r>
-        <w:t xml:space="preserve">about 8 added channels. The rule is concrete. Re-certify a service before the band</w:t>
-      </w:r>
-      <w:r>
-        <w:t xml:space="preserve"> </w:t>
-      </w:r>
-      <w:r>
-        <w:t xml:space="preserve">around it grows by about 8 channels, rather than on a fixed calendar.</w:t>
-      </w:r>
-    </w:p>
-    <w:bookmarkEnd w:id="21"/>
-    <w:bookmarkEnd w:id="22"/>
-    <w:bookmarkStart w:id="23" w:name="related-work"/>
-    <w:p>
-      <w:pPr>
-        <w:pStyle w:val="Heading1"/>
-      </w:pPr>
-      <w:r>
-        <w:t xml:space="preserve">Related work</w:t>
-      </w:r>
-    </w:p>
-    <w:p>
-      <w:pPr>
-        <w:pStyle w:val="FirstParagraph"/>
-      </w:pPr>
-      <w:r>
-        <w:t xml:space="preserve">QoT estimation and physical-layer-aware routing and spectrum assignment are</w:t>
-      </w:r>
-      <w:r>
-        <w:t xml:space="preserve"> </w:t>
-      </w:r>
-      <w:r>
-        <w:t xml:space="preserve">mature </w:t>
-      </w:r>
-      <w:r>
-        <w:t xml:space="preserve">. ML-QoT is active, and its estimators are trained mostly on</w:t>
-      </w:r>
-      <w:r>
-        <w:t xml:space="preserve"> </w:t>
-      </w:r>
-      <w:r>
-        <w:t xml:space="preserve">prediction error </w:t>
-      </w:r>
-      <w:r>
-        <w:t xml:space="preserve">. We do not offer a better estimator or allocator. We</w:t>
-      </w:r>
-      <w:r>
-        <w:t xml:space="preserve"> </w:t>
-      </w:r>
-      <w:r>
-        <w:t xml:space="preserve">offer the measurement, the false-clear rate read against the consumer, and the finding</w:t>
-      </w:r>
-      <w:r>
-        <w:t xml:space="preserve"> </w:t>
-      </w:r>
-      <w:r>
-        <w:t xml:space="preserve">that both the ML-QoT training objective and the margin allocation should target the</w:t>
-      </w:r>
-      <w:r>
-        <w:t xml:space="preserve"> </w:t>
-      </w:r>
-      <w:r>
-        <w:t xml:space="preserve">decoder’s threshold.</w:t>
-      </w:r>
-    </w:p>
-    <w:bookmarkEnd w:id="23"/>
-    <w:bookmarkStart w:id="25" w:name="discussion"/>
-    <w:p>
-      <w:pPr>
-        <w:pStyle w:val="Heading1"/>
-      </w:pPr>
-      <w:r>
-        <w:t xml:space="preserve">Discussion</w:t>
-      </w:r>
-    </w:p>
-    <w:p>
-      <w:pPr>
-        <w:pStyle w:val="FirstParagraph"/>
-      </w:pPr>
-      <w:r>
-        <w:t xml:space="preserve">Train QoT models, and size QoT margin, for the decision the FEC decoder makes rather</w:t>
-      </w:r>
-      <w:r>
-        <w:t xml:space="preserve"> </w:t>
-      </w:r>
-      <w:r>
-        <w:t xml:space="preserve">than for average fidelity. The evidence stands on the GN model. A coherent-receiver</w:t>
-      </w:r>
-      <w:r>
-        <w:t xml:space="preserve"> </w:t>
-      </w:r>
-      <w:r>
-        <w:t xml:space="preserve">pre-FEC-BER witness on a fibre testbed, and the EGN or split-step model, are the</w:t>
-      </w:r>
-      <w:r>
-        <w:t xml:space="preserve"> </w:t>
-      </w:r>
-      <w:r>
-        <w:t xml:space="preserve">natural next steps. The method is not specific to optics. The same consumer-relative</w:t>
-      </w:r>
-      <w:r>
-        <w:t xml:space="preserve"> </w:t>
-      </w:r>
-      <w:r>
-        <w:t xml:space="preserve">false-clear appears in radio link adaptation and in database</w:t>
+        <w:t xml:space="preserve">risk target, protect the</w:t>
+      </w:r>
+      <w:r>
+        <w:t xml:space="preserve"> </w:t>
+      </w:r>
+      <w:r>
+        <w:t xml:space="preserve">threshold-adjacent services first, report per-consumer risk rather than one fleet</w:t>
+      </w:r>
+      <w:r>
+        <w:t xml:space="preserve"> </w:t>
+      </w:r>
+      <w:r>
+        <w:t xml:space="preserve">number, and train surrogates on the decision rather than the average. The evidence</w:t>
+      </w:r>
+      <w:r>
+        <w:t xml:space="preserve"> </w:t>
+      </w:r>
+      <w:r>
+        <w:t xml:space="preserve">stands on the GN model with real demand data. A coherent-receiver pre-FEC-BER</w:t>
+      </w:r>
+      <w:r>
+        <w:t xml:space="preserve"> </w:t>
+      </w:r>
+      <w:r>
+        <w:t xml:space="preserve">witness on a testbed twin is the natural next step. The same consumer-relative</w:t>
+      </w:r>
+      <w:r>
+        <w:t xml:space="preserve"> </w:t>
+      </w:r>
+      <w:r>
+        <w:t xml:space="preserve">failure appears in radio link adaptation and in database</w:t>
       </w:r>
       <w:r>
         <w:t xml:space="preserve"> </w:t>
@@ -1063,13 +1377,13 @@
         <w:t xml:space="preserve">replication </w:t>
       </w:r>
       <w:r>
-        <w:t xml:space="preserve">. The results here stand on the optical QoT certificate</w:t>
-      </w:r>
-      <w:r>
-        <w:t xml:space="preserve"> </w:t>
-      </w:r>
-      <w:r>
-        <w:t xml:space="preserve">alone.</w:t>
+        <w:t xml:space="preserve">. The results here stand on the optical QoT</w:t>
+      </w:r>
+      <w:r>
+        <w:t xml:space="preserve"> </w:t>
+      </w:r>
+      <w:r>
+        <w:t xml:space="preserve">certificate alone.</w:t>
       </w:r>
     </w:p>
     <w:p>
@@ -1136,7 +1450,7 @@
         <w:t xml:space="preserve"> </w:t>
       </w:r>
       <w:r>
-        <w:t xml:space="preserve">C. Rottondi</w:t>
+        <w:t xml:space="preserve">G. Borraccini</w:t>
       </w:r>
       <w:r>
         <w:t xml:space="preserve"> </w:t>
@@ -1155,6 +1469,99 @@
         <w:t xml:space="preserve"> </w:t>
       </w:r>
       <w:r>
+        <w:t xml:space="preserve">“End-to-end QoT predictions enhanced</w:t>
+      </w:r>
+      <w:r>
+        <w:t xml:space="preserve"> </w:t>
+      </w:r>
+      <w:r>
+        <w:t xml:space="preserve">by GNPy-based digital twin with network telemetry,”</w:t>
+      </w:r>
+      <w:r>
+        <w:t xml:space="preserve"> </w:t>
+      </w:r>
+      <w:r>
+        <w:t xml:space="preserve">in</w:t>
+      </w:r>
+      <w:r>
+        <w:t xml:space="preserve"> </w:t>
+      </w:r>
+      <w:r>
+        <w:rPr>
+          <w:i/>
+          <w:iCs/>
+        </w:rPr>
+        <w:t xml:space="preserve">Proc. OFC</w:t>
+      </w:r>
+      <w:r>
+        <w:t xml:space="preserve">, Th2A.16</w:t>
+      </w:r>
+      <w:r>
+        <w:t xml:space="preserve"> </w:t>
+      </w:r>
+      <w:r>
+        <w:t xml:space="preserve">(2024).</w:t>
+      </w:r>
+      <w:r>
+        <w:t xml:space="preserve"> </w:t>
+      </w:r>
+      <w:r>
+        <w:t xml:space="preserve">T. Panayiotou, H. Maryam, and G. Ellinas,</w:t>
+      </w:r>
+      <w:r>
+        <w:t xml:space="preserve"> </w:t>
+      </w:r>
+      <w:r>
+        <w:t xml:space="preserve">“Learning quantile</w:t>
+      </w:r>
+      <w:r>
+        <w:t xml:space="preserve"> </w:t>
+      </w:r>
+      <w:r>
+        <w:t xml:space="preserve">QoT models to address uncertainty over unseen lightpaths,”</w:t>
+      </w:r>
+      <w:r>
+        <w:t xml:space="preserve"> </w:t>
+      </w:r>
+      <w:r>
+        <w:t xml:space="preserve">Comput. Netw. </w:t>
+      </w:r>
+      <w:r>
+        <w:rPr>
+          <w:b/>
+          <w:bCs/>
+        </w:rPr>
+        <w:t xml:space="preserve">212</w:t>
+      </w:r>
+      <w:r>
+        <w:t xml:space="preserve"> </w:t>
+      </w:r>
+      <w:r>
+        <w:t xml:space="preserve">(2022).</w:t>
+      </w:r>
+      <w:r>
+        <w:t xml:space="preserve"> </w:t>
+      </w:r>
+      <w:r>
+        <w:t xml:space="preserve">C. Rottondi</w:t>
+      </w:r>
+      <w:r>
+        <w:t xml:space="preserve"> </w:t>
+      </w:r>
+      <w:r>
+        <w:rPr>
+          <w:i/>
+          <w:iCs/>
+        </w:rPr>
+        <w:t xml:space="preserve">et al.</w:t>
+      </w:r>
+      <w:r>
+        <w:t xml:space="preserve">,</w:t>
+      </w:r>
+      <w:r>
+        <w:t xml:space="preserve"> </w:t>
+      </w:r>
+      <w:r>
         <w:t xml:space="preserve">“Machine-learning method for quality of</w:t>
       </w:r>
       <w:r>
@@ -1265,7 +1672,7 @@
       <w:r>
         <w:t xml:space="preserve"> </w:t>
       </w:r>
-      <w:hyperlink r:id="rId24">
+      <w:hyperlink r:id="rId25">
         <w:r>
           <w:rPr>
             <w:rStyle w:val="Hyperlink"/>
@@ -1280,7 +1687,7 @@
         <w:t xml:space="preserve">(2026).</w:t>
       </w:r>
     </w:p>
-    <w:bookmarkEnd w:id="25"/>
+    <w:bookmarkEnd w:id="26"/>
     <w:sectPr>
       <w:footnotePr>
         <w:numRestart w:val="eachSect"/>

--- a/paper/ofc-qot/build/ofc-qot-preview.docx
+++ b/paper/ofc-qot/build/ofc-qot-preview.docx
@@ -197,31 +197,31 @@
         <w:t xml:space="preserve"> </w:t>
       </w:r>
       <w:r>
-        <w:t xml:space="preserve">capacity over a uniform margin. Two margin policies with equal budgets can receive</w:t>
-      </w:r>
-      <w:r>
-        <w:t xml:space="preserve"> </w:t>
-      </w:r>
-      <w:r>
-        <w:t xml:space="preserve">opposite verdicts from two service classes, so a fleet-level number can serve</w:t>
-      </w:r>
-      <w:r>
-        <w:t xml:space="preserve"> </w:t>
-      </w:r>
-      <w:r>
-        <w:t xml:space="preserve">neither. And when the twin’s QoT model is a learned surrogate, training it on</w:t>
-      </w:r>
-      <w:r>
-        <w:t xml:space="preserve"> </w:t>
-      </w:r>
-      <w:r>
-        <w:t xml:space="preserve">average error leaves it blind exactly at the FEC threshold where its decisions are</w:t>
-      </w:r>
-      <w:r>
-        <w:t xml:space="preserve"> </w:t>
-      </w:r>
-      <w:r>
-        <w:t xml:space="preserve">made.</w:t>
+        <w:t xml:space="preserve">capacity over a uniform margin. With equal margin budgets, one service class does</w:t>
+      </w:r>
+      <w:r>
+        <w:t xml:space="preserve"> </w:t>
+      </w:r>
+      <w:r>
+        <w:t xml:space="preserve">better under one allocation policy and the other class under the other, so a</w:t>
+      </w:r>
+      <w:r>
+        <w:t xml:space="preserve"> </w:t>
+      </w:r>
+      <w:r>
+        <w:t xml:space="preserve">fleet-level number serves neither. And when the twin’s QoT model is a learned</w:t>
+      </w:r>
+      <w:r>
+        <w:t xml:space="preserve"> </w:t>
+      </w:r>
+      <w:r>
+        <w:t xml:space="preserve">surrogate, training it on average error leaves it blind exactly at the FEC threshold</w:t>
+      </w:r>
+      <w:r>
+        <w:t xml:space="preserve"> </w:t>
+      </w:r>
+      <w:r>
+        <w:t xml:space="preserve">where its decisions are made.</w:t>
       </w:r>
     </w:p>
     <w:bookmarkEnd w:id="9"/>
@@ -928,43 +928,43 @@
         <w:t xml:space="preserve"> </w:t>
       </w:r>
       <w:r>
-        <w:t xml:space="preserve">cannot arbitrate: it prefers A overall while B is much better for half the fleet. A</w:t>
-      </w:r>
-      <w:r>
-        <w:t xml:space="preserve"> </w:t>
-      </w:r>
-      <w:r>
-        <w:t xml:space="preserve">control makes the mechanism sharp. Running the same protocol on two FEC classes,</w:t>
-      </w:r>
-      <w:r>
-        <w:t xml:space="preserve"> </w:t>
-      </w:r>
-      <w:r>
-        <w:t xml:space="preserve">whose thresholds differ by a shift but whose reads are the same projection of the</w:t>
-      </w:r>
-      <w:r>
-        <w:t xml:space="preserve"> </w:t>
-      </w:r>
-      <w:r>
-        <w:t xml:space="preserve">network state, produces no inversion at all. The inversion needs consumers that read</w:t>
-      </w:r>
-      <w:r>
-        <w:t xml:space="preserve"> </w:t>
-      </w:r>
-      <w:r>
-        <w:t xml:space="preserve">different axes of the state, here reach against spectral position, and that is</w:t>
-      </w:r>
-      <w:r>
-        <w:t xml:space="preserve"> </w:t>
-      </w:r>
-      <w:r>
-        <w:t xml:space="preserve">exactly what mixed service portfolios do. A twin that reports one fleet-level number</w:t>
-      </w:r>
-      <w:r>
-        <w:t xml:space="preserve"> </w:t>
-      </w:r>
-      <w:r>
-        <w:t xml:space="preserve">answers a question no consumer asked.</w:t>
+        <w:t xml:space="preserve">cannot arbitrate. It prefers A overall while B is much better for half the fleet. A</w:t>
+      </w:r>
+      <w:r>
+        <w:t xml:space="preserve"> </w:t>
+      </w:r>
+      <w:r>
+        <w:t xml:space="preserve">control makes the mechanism sharp. We ran the same protocol on two FEC classes.</w:t>
+      </w:r>
+      <w:r>
+        <w:t xml:space="preserve"> </w:t>
+      </w:r>
+      <w:r>
+        <w:t xml:space="preserve">Their thresholds differ by a shift, but they read the same projection of the network</w:t>
+      </w:r>
+      <w:r>
+        <w:t xml:space="preserve"> </w:t>
+      </w:r>
+      <w:r>
+        <w:t xml:space="preserve">state, and no inversion appears. The inversion needs consumers that read different</w:t>
+      </w:r>
+      <w:r>
+        <w:t xml:space="preserve"> </w:t>
+      </w:r>
+      <w:r>
+        <w:t xml:space="preserve">axes of the state, here reach against spectral position, and that is exactly what</w:t>
+      </w:r>
+      <w:r>
+        <w:t xml:space="preserve"> </w:t>
+      </w:r>
+      <w:r>
+        <w:t xml:space="preserve">mixed service portfolios do. A twin that reports one fleet-level number answers a</w:t>
+      </w:r>
+      <w:r>
+        <w:t xml:space="preserve"> </w:t>
+      </w:r>
+      <w:r>
+        <w:t xml:space="preserve">question no consumer asked.</w:t>
       </w:r>
     </w:p>
     <w:bookmarkEnd w:id="17"/>

--- a/paper/ofc-qot/build/ofc-qot-preview.docx
+++ b/paper/ofc-qot/build/ofc-qot-preview.docx
@@ -159,13 +159,13 @@
         <w:t xml:space="preserve"> </w:t>
       </w:r>
       <w:r>
-        <w:t xml:space="preserve">since its last sync, which yields a freshness budget of about eight adds per</w:t>
-      </w:r>
-      <w:r>
-        <w:t xml:space="preserve"> </w:t>
-      </w:r>
-      <w:r>
-        <w:t xml:space="preserve">neighbourhood at a</w:t>
+        <w:t xml:space="preserve">since the last sync to the band a service shares along its path, which yields a</w:t>
+      </w:r>
+      <w:r>
+        <w:t xml:space="preserve"> </w:t>
+      </w:r>
+      <w:r>
+        <w:t xml:space="preserve">freshness budget of about eight such adds at a</w:t>
       </w:r>
       <w:r>
         <w:t xml:space="preserve"> </w:t>
@@ -225,7 +225,7 @@
       </w:r>
     </w:p>
     <w:bookmarkEnd w:id="9"/>
-    <w:bookmarkStart w:id="10" w:name="method"/>
+    <w:bookmarkStart w:id="11" w:name="method"/>
     <w:p>
       <w:pPr>
         <w:pStyle w:val="Heading1"/>
@@ -255,43 +255,337 @@
         <w:t xml:space="preserve"> </w:t>
       </w:r>
       <w:r>
-        <w:t xml:space="preserve">CORONET-CONUS reference topology (75 nodes; up to</w:t>
+        <w:t xml:space="preserve">CORONET-CONUS reference topology; per-channel GSNR comes from the GN model in</w:t>
+      </w:r>
+      <w:r>
+        <w:t xml:space="preserve"> </w:t>
+      </w:r>
+      <w:r>
+        <w:t xml:space="preserve">GNPy </w:t>
+      </w:r>
+      <w:r>
+        <w:t xml:space="preserve">. Table </w:t>
+      </w:r>
+      <w:hyperlink w:anchor="tab:subst">
+        <w:r>
+          <w:rPr>
+            <w:rStyle w:val="Hyperlink"/>
+          </w:rPr>
+          <w:t xml:space="preserve">1</w:t>
+        </w:r>
+      </w:hyperlink>
+      <w:r>
+        <w:t xml:space="preserve"> </w:t>
+      </w:r>
+      <w:r>
+        <w:t xml:space="preserve">lists the parameters. The twin’s view is</w:t>
+      </w:r>
+      <w:r>
+        <w:t xml:space="preserve"> </w:t>
+      </w:r>
+      <w:r>
+        <w:t xml:space="preserve">the band as last synced. The staleness variable</w:t>
       </w:r>
       <w:r>
         <w:t xml:space="preserve"> </w:t>
       </w:r>
       <m:oMath>
         <m:r>
-          <m:t>2500</m:t>
+          <m:t>N</m:t>
         </m:r>
       </m:oMath>
       <w:r>
-        <w:t xml:space="preserve"> km, 2–31 spans of</w:t>
-      </w:r>
-      <w:r>
-        <w:t xml:space="preserve"> </w:t>
-      </w:r>
-      <w:r>
-        <w:t xml:space="preserve">80 km). Per-channel GSNR comes from the GN model in GNPy </w:t>
-      </w:r>
-      <w:r>
-        <w:t xml:space="preserve"> </w:t>
-      </w:r>
-      <w:r>
-        <w:t xml:space="preserve">on standard</w:t>
-      </w:r>
-      <w:r>
-        <w:t xml:space="preserve"> </w:t>
-      </w:r>
-      <w:r>
-        <w:t xml:space="preserve">single-mode fibre (0.2 dB/km,</w:t>
+        <w:t xml:space="preserve"> </w:t>
+      </w:r>
+      <w:r>
+        <w:t xml:space="preserve">is the number of channels</w:t>
+      </w:r>
+      <w:r>
+        <w:t xml:space="preserve"> </w:t>
+      </w:r>
+      <w:r>
+        <w:t xml:space="preserve">present in the C-band that co-propagates with the service along its own path (its</w:t>
+      </w:r>
+      <w:r>
+        <w:t xml:space="preserve"> </w:t>
+      </w:r>
+      <w:r>
+        <w:t xml:space="preserve">interference neighbourhood), and</w:t>
       </w:r>
       <w:r>
         <w:t xml:space="preserve"> </w:t>
       </w:r>
       <m:oMath>
         <m:r>
-          <m:t>D</m:t>
+          <m:rPr>
+            <m:sty m:val="p"/>
+          </m:rPr>
+          <m:t>Δ</m:t>
+        </m:r>
+        <m:r>
+          <m:t>N</m:t>
+        </m:r>
+      </m:oMath>
+      <w:r>
+        <w:t xml:space="preserve"> </w:t>
+      </w:r>
+      <w:r>
+        <w:t xml:space="preserve">counts the channels added to that band</w:t>
+      </w:r>
+      <w:r>
+        <w:t xml:space="preserve"> </w:t>
+      </w:r>
+      <w:r>
+        <w:t xml:space="preserve">since the sync.</w:t>
+      </w:r>
+      <w:r>
+        <w:t xml:space="preserve"> </w:t>
+      </w:r>
+      <m:oMath>
+        <m:r>
+          <m:t>N</m:t>
+        </m:r>
+      </m:oMath>
+      <w:r>
+        <w:t xml:space="preserve"> </w:t>
+      </w:r>
+      <w:r>
+        <w:t xml:space="preserve">runs from a lightly filled provisioning band of 6 to a full</w:t>
+      </w:r>
+      <w:r>
+        <w:t xml:space="preserve"> </w:t>
+      </w:r>
+      <w:r>
+        <w:t xml:space="preserve">grid of 76. A certificate selects the highest of five declared formats whose</w:t>
+      </w:r>
+      <w:r>
+        <w:t xml:space="preserve"> </w:t>
+      </w:r>
+      <w:r>
+        <w:t xml:space="preserve">required GSNR the twin’s estimate clears: QPSK, 8QAM, 16QAM, 32QAM and 64QAM at</w:t>
+      </w:r>
+      <w:r>
+        <w:t xml:space="preserve"> </w:t>
+      </w:r>
+      <m:oMath>
+        <m:r>
+          <m:t>6.5</m:t>
+        </m:r>
+      </m:oMath>
+      <w:r>
+        <w:t xml:space="preserve">,</w:t>
+      </w:r>
+      <w:r>
+        <w:t xml:space="preserve"> </w:t>
+      </w:r>
+      <m:oMath>
+        <m:r>
+          <m:t>9.0</m:t>
+        </m:r>
+      </m:oMath>
+      <w:r>
+        <w:t xml:space="preserve">,</w:t>
+      </w:r>
+      <w:r>
+        <w:t xml:space="preserve"> </w:t>
+      </w:r>
+      <m:oMath>
+        <m:r>
+          <m:t>12.5</m:t>
+        </m:r>
+      </m:oMath>
+      <w:r>
+        <w:t xml:space="preserve">,</w:t>
+      </w:r>
+      <w:r>
+        <w:t xml:space="preserve"> </w:t>
+      </w:r>
+      <m:oMath>
+        <m:r>
+          <m:t>16.0</m:t>
+        </m:r>
+      </m:oMath>
+      <w:r>
+        <w:t xml:space="preserve"> </w:t>
+      </w:r>
+      <w:r>
+        <w:t xml:space="preserve">and</w:t>
+      </w:r>
+      <w:r>
+        <w:t xml:space="preserve"> </w:t>
+      </w:r>
+      <m:oMath>
+        <m:r>
+          <m:t>19.0</m:t>
+        </m:r>
+      </m:oMath>
+      <w:r>
+        <w:t xml:space="preserve"> dB respectively (</w:t>
+      </w:r>
+      <m:oMath>
+        <m:r>
+          <m:t>32</m:t>
+        </m:r>
+      </m:oMath>
+      <w:r>
+        <w:t xml:space="preserve"> GBd, roughly</w:t>
+      </w:r>
+      <w:r>
+        <w:t xml:space="preserve"> </w:t>
+      </w:r>
+      <m:oMath>
+        <m:r>
+          <m:t>20</m:t>
+        </m:r>
+        <m:r>
+          <m:rPr>
+            <m:sty m:val="p"/>
+          </m:rPr>
+          <m:t>%</m:t>
+        </m:r>
+      </m:oMath>
+      <w:r>
+        <w:t xml:space="preserve">-overhead soft-decision FEC; declared values, no probabilistic shaping). The</w:t>
+      </w:r>
+      <w:r>
+        <w:t xml:space="preserve"> </w:t>
+      </w:r>
+      <w:r>
+        <w:t xml:space="preserve">capacity result of §</w:t>
+      </w:r>
+      <w:hyperlink w:anchor="sec:exposed">
+        <w:r>
+          <w:rPr>
+            <w:rStyle w:val="Hyperlink"/>
+          </w:rPr>
+          <w:t xml:space="preserve">3.2</w:t>
+        </w:r>
+      </w:hyperlink>
+      <w:r>
+        <w:t xml:space="preserve"> </w:t>
+      </w:r>
+      <w:r>
+        <w:t xml:space="preserve">uses a rate-flexible transceiver instead:</w:t>
+      </w:r>
+      <w:r>
+        <w:t xml:space="preserve"> </w:t>
+      </w:r>
+      <w:r>
+        <w:t xml:space="preserve">spectral efficiency</w:t>
+      </w:r>
+      <w:r>
+        <w:t xml:space="preserve"> </w:t>
+      </w:r>
+      <m:oMath>
+        <m:r>
+          <m:rPr>
+            <m:sty m:val="p"/>
+          </m:rPr>
+          <m:t>min</m:t>
+        </m:r>
+        <m:r>
+          <m:rPr>
+            <m:sty m:val="p"/>
+          </m:rPr>
+          <m:t>(</m:t>
+        </m:r>
+        <m:r>
+          <m:t>6</m:t>
+        </m:r>
+        <m:r>
+          <m:rPr>
+            <m:sty m:val="p"/>
+          </m:rPr>
+          <m:t>,</m:t>
+        </m:r>
+        <m:sSub>
+          <m:e>
+            <m:r>
+              <m:rPr>
+                <m:sty m:val="p"/>
+              </m:rPr>
+              <m:t>log</m:t>
+            </m:r>
+          </m:e>
+          <m:sub>
+            <m:r>
+              <m:t>2</m:t>
+            </m:r>
+          </m:sub>
+        </m:sSub>
+        <m:r>
+          <m:rPr>
+            <m:sty m:val="p"/>
+          </m:rPr>
+          <m:t>(</m:t>
+        </m:r>
+        <m:r>
+          <m:t>1</m:t>
+        </m:r>
+        <m:r>
+          <m:rPr>
+            <m:sty m:val="p"/>
+          </m:rPr>
+          <m:t>+</m:t>
+        </m:r>
+        <m:r>
+          <m:rPr>
+            <m:sty m:val="p"/>
+          </m:rPr>
+          <m:t>S</m:t>
+        </m:r>
+        <m:r>
+          <m:rPr>
+            <m:sty m:val="p"/>
+          </m:rPr>
+          <m:t>N</m:t>
+        </m:r>
+        <m:r>
+          <m:rPr>
+            <m:sty m:val="p"/>
+          </m:rPr>
+          <m:t>R</m:t>
+        </m:r>
+        <m:r>
+          <m:rPr>
+            <m:sty m:val="p"/>
+          </m:rPr>
+          <m:t>/</m:t>
+        </m:r>
+        <m:r>
+          <m:rPr>
+            <m:sty m:val="p"/>
+          </m:rPr>
+          <m:t>Γ</m:t>
+        </m:r>
+        <m:r>
+          <m:rPr>
+            <m:sty m:val="p"/>
+          </m:rPr>
+          <m:t>)</m:t>
+        </m:r>
+        <m:r>
+          <m:rPr>
+            <m:sty m:val="p"/>
+          </m:rPr>
+          <m:t>)</m:t>
+        </m:r>
+      </m:oMath>
+      <w:r>
+        <w:t xml:space="preserve"> </w:t>
+      </w:r>
+      <w:r>
+        <w:t xml:space="preserve">per polarisation with a</w:t>
+      </w:r>
+      <w:r>
+        <w:t xml:space="preserve"> </w:t>
+      </w:r>
+      <m:oMath>
+        <m:r>
+          <m:rPr>
+            <m:sty m:val="p"/>
+          </m:rPr>
+          <m:t>Γ</m:t>
         </m:r>
         <m:r>
           <m:rPr>
@@ -300,48 +594,299 @@
           <m:t>=</m:t>
         </m:r>
         <m:r>
-          <m:t>17</m:t>
+          <m:t>1</m:t>
         </m:r>
       </m:oMath>
       <w:r>
-        <w:t xml:space="preserve"> ps/nm/km) with 6 dB-NF EDFAs,</w:t>
-      </w:r>
-      <w:r>
-        <w:t xml:space="preserve"> </w:t>
-      </w:r>
-      <m:oMath>
-        <m:r>
-          <m:rPr>
-            <m:sty m:val="p"/>
-          </m:rPr>
-          <m:t>+</m:t>
-        </m:r>
-        <m:r>
-          <m:t>2</m:t>
-        </m:r>
-      </m:oMath>
-      <w:r>
-        <w:t xml:space="preserve"> dBm per</w:t>
-      </w:r>
-      <w:r>
-        <w:t xml:space="preserve"> </w:t>
-      </w:r>
-      <w:r>
-        <w:t xml:space="preserve">channel, 32 GBd on a 50 GHz grid. The twin’s view is the band as last synced. The</w:t>
-      </w:r>
-      <w:r>
-        <w:t xml:space="preserve"> </w:t>
-      </w:r>
-      <w:r>
-        <w:t xml:space="preserve">network’s state runs from a lightly filled provisioning band of 6 channels to a full</w:t>
-      </w:r>
-      <w:r>
-        <w:t xml:space="preserve"> </w:t>
-      </w:r>
-      <w:r>
-        <w:t xml:space="preserve">C-band of 76, and the staleness axis is the number of channels added since the sync.</w:t>
+        <w:t xml:space="preserve"> dB gap for FEC and implementation.</w:t>
       </w:r>
     </w:p>
+    <w:bookmarkStart w:id="10" w:name="tab:subst"/>
+    <w:p>
+      <w:pPr>
+        <w:pStyle w:val="TableCaption"/>
+      </w:pPr>
+      <w:r>
+        <w:t xml:space="preserve">Substrate parameters</w:t>
+      </w:r>
+    </w:p>
+    <w:tbl>
+      <w:tblPr>
+        <w:tblStyle w:val="Table"/>
+        <w:tblW w:type="auto" w:w="0"/>
+        <w:tblLook w:firstRow="0" w:lastRow="0" w:firstColumn="0" w:lastColumn="0" w:noHBand="0" w:noVBand="0" w:val="0000"/>
+        <w:tblCaption w:val="Substrate parameters"/>
+      </w:tblPr>
+      <w:tblGrid>
+        <w:gridCol w:w="3960"/>
+        <w:gridCol w:w="3960"/>
+      </w:tblGrid>
+      <w:tr>
+        <w:tc>
+          <w:tcPr/>
+          <w:p>
+            <w:pPr>
+              <w:pStyle w:val="Compact"/>
+              <w:jc w:val="left"/>
+            </w:pPr>
+            <w:r>
+              <w:t xml:space="preserve">Topology</w:t>
+            </w:r>
+          </w:p>
+        </w:tc>
+        <w:tc>
+          <w:tcPr/>
+          <w:p>
+            <w:pPr>
+              <w:pStyle w:val="Compact"/>
+              <w:jc w:val="left"/>
+            </w:pPr>
+            <w:r>
+              <w:t xml:space="preserve">CORONET-CONUS (75 nodes; routes</w:t>
+            </w:r>
+            <w:r>
+              <w:t xml:space="preserve"> </w:t>
+            </w:r>
+            <m:oMath>
+              <m:r>
+                <m:rPr>
+                  <m:sty m:val="p"/>
+                </m:rPr>
+                <m:t>≤</m:t>
+              </m:r>
+              <m:r>
+                <m:t>2500</m:t>
+              </m:r>
+            </m:oMath>
+            <w:r>
+              <w:t xml:space="preserve"> km, 2–31 spans)</w:t>
+            </w:r>
+          </w:p>
+        </w:tc>
+      </w:tr>
+      <w:tr>
+        <w:tc>
+          <w:tcPr/>
+          <w:p>
+            <w:pPr>
+              <w:pStyle w:val="Compact"/>
+              <w:jc w:val="left"/>
+            </w:pPr>
+            <w:r>
+              <w:t xml:space="preserve">Fibre</w:t>
+            </w:r>
+          </w:p>
+        </w:tc>
+        <w:tc>
+          <w:tcPr/>
+          <w:p>
+            <w:pPr>
+              <w:pStyle w:val="Compact"/>
+              <w:jc w:val="left"/>
+            </w:pPr>
+            <w:r>
+              <w:t xml:space="preserve">SSMF, 0.2 dB/km,</w:t>
+            </w:r>
+            <w:r>
+              <w:t xml:space="preserve"> </w:t>
+            </w:r>
+            <m:oMath>
+              <m:r>
+                <m:t>D</m:t>
+              </m:r>
+              <m:r>
+                <m:rPr>
+                  <m:sty m:val="p"/>
+                </m:rPr>
+                <m:t>=</m:t>
+              </m:r>
+              <m:r>
+                <m:t>17</m:t>
+              </m:r>
+            </m:oMath>
+            <w:r>
+              <w:t xml:space="preserve"> ps/nm/km, 80 km spans</w:t>
+            </w:r>
+          </w:p>
+        </w:tc>
+      </w:tr>
+      <w:tr>
+        <w:tc>
+          <w:tcPr/>
+          <w:p>
+            <w:pPr>
+              <w:pStyle w:val="Compact"/>
+              <w:jc w:val="left"/>
+            </w:pPr>
+            <w:r>
+              <w:t xml:space="preserve">Amplifiers</w:t>
+            </w:r>
+          </w:p>
+        </w:tc>
+        <w:tc>
+          <w:tcPr/>
+          <w:p>
+            <w:pPr>
+              <w:pStyle w:val="Compact"/>
+              <w:jc w:val="left"/>
+            </w:pPr>
+            <w:r>
+              <w:t xml:space="preserve">EDFA, NF 6 dB</w:t>
+            </w:r>
+          </w:p>
+        </w:tc>
+      </w:tr>
+      <w:tr>
+        <w:tc>
+          <w:tcPr/>
+          <w:p>
+            <w:pPr>
+              <w:pStyle w:val="Compact"/>
+              <w:jc w:val="left"/>
+            </w:pPr>
+            <w:r>
+              <w:t xml:space="preserve">Launch power</w:t>
+            </w:r>
+          </w:p>
+        </w:tc>
+        <w:tc>
+          <w:tcPr/>
+          <w:p>
+            <w:pPr>
+              <w:pStyle w:val="Compact"/>
+              <w:jc w:val="left"/>
+            </w:pPr>
+            <m:oMath>
+              <m:r>
+                <m:rPr>
+                  <m:sty m:val="p"/>
+                </m:rPr>
+                <m:t>+</m:t>
+              </m:r>
+              <m:r>
+                <m:t>2</m:t>
+              </m:r>
+            </m:oMath>
+            <w:r>
+              <w:t xml:space="preserve"> dBm per channel, flat (not re-optimised per fill)</w:t>
+            </w:r>
+          </w:p>
+        </w:tc>
+      </w:tr>
+      <w:tr>
+        <w:tc>
+          <w:tcPr/>
+          <w:p>
+            <w:pPr>
+              <w:pStyle w:val="Compact"/>
+              <w:jc w:val="left"/>
+            </w:pPr>
+            <w:r>
+              <w:t xml:space="preserve">Grid</w:t>
+            </w:r>
+          </w:p>
+        </w:tc>
+        <w:tc>
+          <w:tcPr/>
+          <w:p>
+            <w:pPr>
+              <w:pStyle w:val="Compact"/>
+              <w:jc w:val="left"/>
+            </w:pPr>
+            <w:r>
+              <w:t xml:space="preserve">32 GBd on 50 GHz, C-band of 76 channels</w:t>
+            </w:r>
+          </w:p>
+        </w:tc>
+      </w:tr>
+      <w:tr>
+        <w:tc>
+          <w:tcPr/>
+          <w:p>
+            <w:pPr>
+              <w:pStyle w:val="Compact"/>
+              <w:jc w:val="left"/>
+            </w:pPr>
+            <w:r>
+              <w:t xml:space="preserve">QoT engine</w:t>
+            </w:r>
+          </w:p>
+        </w:tc>
+        <w:tc>
+          <w:tcPr/>
+          <w:p>
+            <w:pPr>
+              <w:pStyle w:val="Compact"/>
+              <w:jc w:val="left"/>
+            </w:pPr>
+            <w:r>
+              <w:t xml:space="preserve">GNPy GN model (analytic NLI)</w:t>
+            </w:r>
+          </w:p>
+        </w:tc>
+      </w:tr>
+      <w:tr>
+        <w:tc>
+          <w:tcPr/>
+          <w:p>
+            <w:pPr>
+              <w:pStyle w:val="Compact"/>
+              <w:jc w:val="left"/>
+            </w:pPr>
+            <w:r>
+              <w:t xml:space="preserve">Deployed fill</w:t>
+            </w:r>
+          </w:p>
+        </w:tc>
+        <w:tc>
+          <w:tcPr/>
+          <w:p>
+            <w:pPr>
+              <w:pStyle w:val="Compact"/>
+              <w:jc w:val="left"/>
+            </w:pPr>
+            <w:r>
+              <w:t xml:space="preserve">sampled from SNDlib janos-us-ca per-link distribution</w:t>
+            </w:r>
+          </w:p>
+        </w:tc>
+      </w:tr>
+      <w:tr>
+        <w:tc>
+          <w:tcPr/>
+          <w:p>
+            <w:pPr>
+              <w:pStyle w:val="Compact"/>
+              <w:jc w:val="left"/>
+            </w:pPr>
+            <w:r>
+              <w:t xml:space="preserve">Estimator noise</w:t>
+            </w:r>
+          </w:p>
+        </w:tc>
+        <w:tc>
+          <w:tcPr/>
+          <w:p>
+            <w:pPr>
+              <w:pStyle w:val="Compact"/>
+              <w:jc w:val="left"/>
+            </w:pPr>
+            <w:r>
+              <w:t xml:space="preserve">0.3 dB monitoring; 0.5 dB RMSE in §</w:t>
+            </w:r>
+            <w:hyperlink w:anchor="sec:exposed">
+              <w:r>
+                <w:rPr>
+                  <w:rStyle w:val="Hyperlink"/>
+                </w:rPr>
+                <w:t xml:space="preserve">3.2</w:t>
+              </w:r>
+            </w:hyperlink>
+          </w:p>
+        </w:tc>
+      </w:tr>
+    </w:tbl>
+    <w:bookmarkEnd w:id="10"/>
     <w:p>
       <w:pPr>
         <w:pStyle w:val="BodyText"/>
@@ -411,8 +956,8 @@
         <w:t xml:space="preserve">.</w:t>
       </w:r>
     </w:p>
-    <w:bookmarkEnd w:id="10"/>
-    <w:bookmarkStart w:id="23" w:name="results"/>
+    <w:bookmarkEnd w:id="11"/>
+    <w:bookmarkStart w:id="24" w:name="results"/>
     <w:p>
       <w:pPr>
         <w:pStyle w:val="Heading1"/>
@@ -421,7 +966,7 @@
         <w:t xml:space="preserve">Results</w:t>
       </w:r>
     </w:p>
-    <w:bookmarkStart w:id="11" w:name="the-freshness-budget"/>
+    <w:bookmarkStart w:id="12" w:name="the-freshness-budget"/>
     <w:p>
       <w:pPr>
         <w:pStyle w:val="Heading2"/>
@@ -570,17 +1115,17 @@
         <w:t xml:space="preserve"> </w:t>
       </w:r>
       <w:r>
-        <w:t xml:space="preserve">to time. A neighbourhood taking one add per week can hold a sync for about two</w:t>
-      </w:r>
-      <w:r>
-        <w:t xml:space="preserve"> </w:t>
-      </w:r>
-      <w:r>
-        <w:t xml:space="preserve">months. A busy one taking one add per day must sync roughly weekly.</w:t>
+        <w:t xml:space="preserve">to time. A band taking one add per week can hold a sync for about two months. A</w:t>
+      </w:r>
+      <w:r>
+        <w:t xml:space="preserve"> </w:t>
+      </w:r>
+      <w:r>
+        <w:t xml:space="preserve">busy one taking one add per day must sync roughly weekly.</w:t>
       </w:r>
     </w:p>
-    <w:bookmarkEnd w:id="11"/>
-    <w:bookmarkStart w:id="16" w:name="who-is-exposed-when-the-twin-is-stale"/>
+    <w:bookmarkEnd w:id="12"/>
+    <w:bookmarkStart w:id="17" w:name="sec:exposed"/>
     <w:p>
       <w:pPr>
         <w:pStyle w:val="Heading2"/>
@@ -635,31 +1180,43 @@
         <w:t xml:space="preserve"> </w:t>
       </w:r>
       <w:r>
-        <w:t xml:space="preserve">practice of one uniform system margin, with the deployed fill drawn from the real</w:t>
-      </w:r>
-      <w:r>
-        <w:t xml:space="preserve"> </w:t>
-      </w:r>
-      <w:r>
-        <w:t xml:space="preserve">SNDlib janos-us-ca demand matrix </w:t>
-      </w:r>
-      <w:r>
-        <w:t xml:space="preserve"> </w:t>
-      </w:r>
-      <w:r>
-        <w:t xml:space="preserve">(61 links; median 10 channels, 90th</w:t>
-      </w:r>
-      <w:r>
-        <w:t xml:space="preserve"> </w:t>
-      </w:r>
-      <w:r>
-        <w:t xml:space="preserve">percentile 35, of 76). Real traffic is heavy-tailed, so a uniform margin sized for</w:t>
-      </w:r>
-      <w:r>
-        <w:t xml:space="preserve"> </w:t>
-      </w:r>
-      <w:r>
-        <w:t xml:space="preserve">the few near-full links over-provisions the lightly filled majority. Giving both</w:t>
+        <w:t xml:space="preserve">practice of one uniform system margin, with the deployed fill taken from real</w:t>
+      </w:r>
+      <w:r>
+        <w:t xml:space="preserve"> </w:t>
+      </w:r>
+      <w:r>
+        <w:t xml:space="preserve">traffic. Routing the 1482 demands of the SNDlib janos-us-ca matrix </w:t>
+      </w:r>
+      <w:r>
+        <w:t xml:space="preserve"> </w:t>
+      </w:r>
+      <w:r>
+        <w:t xml:space="preserve">(39 nodes, 61 undirected links) gives a per-link channel-fill distribution with</w:t>
+      </w:r>
+      <w:r>
+        <w:t xml:space="preserve"> </w:t>
+      </w:r>
+      <w:r>
+        <w:t xml:space="preserve">median 10 and 90th percentile 35 of 76; each CORONET lightpath’s deployed band</w:t>
+      </w:r>
+      <w:r>
+        <w:t xml:space="preserve"> </w:t>
+      </w:r>
+      <w:r>
+        <w:t xml:space="preserve">fill is sampled from that distribution. Real traffic is heavy-tailed, so a uniform</w:t>
+      </w:r>
+      <w:r>
+        <w:t xml:space="preserve"> </w:t>
+      </w:r>
+      <w:r>
+        <w:t xml:space="preserve">margin sized for the few near-full links over-provisions the lightly filled</w:t>
+      </w:r>
+      <w:r>
+        <w:t xml:space="preserve"> </w:t>
+      </w:r>
+      <w:r>
+        <w:t xml:space="preserve">majority. Giving both</w:t>
       </w:r>
       <w:r>
         <w:t xml:space="preserve"> </w:t>
@@ -744,7 +1301,7 @@
         <w:t xml:space="preserve">margin strands on links that never fill.</w:t>
       </w:r>
     </w:p>
-    <w:bookmarkStart w:id="15" w:name="fig:fc"/>
+    <w:bookmarkStart w:id="16" w:name="fig:fc"/>
     <w:p>
       <w:pPr>
         <w:pStyle w:val="CaptionedFigure"/>
@@ -754,18 +1311,18 @@
           <wp:inline>
             <wp:extent cx="5334000" cy="2209800"/>
             <wp:effectExtent b="0" l="0" r="0" t="0"/>
-            <wp:docPr descr="" title="" id="13" name="Picture"/>
+            <wp:docPr descr="" title="" id="14" name="Picture"/>
             <a:graphic>
               <a:graphicData uri="http://schemas.openxmlformats.org/drawingml/2006/picture">
                 <pic:pic>
                   <pic:nvPicPr>
-                    <pic:cNvPr descr="fc_footprint.png" id="14" name="Picture"/>
+                    <pic:cNvPr descr="fc_footprint.png" id="15" name="Picture"/>
                     <pic:cNvPicPr>
                       <a:picLocks noChangeArrowheads="1" noChangeAspect="1"/>
                     </pic:cNvPicPr>
                   </pic:nvPicPr>
                   <pic:blipFill>
-                    <a:blip r:embed="rId12"/>
+                    <a:blip r:embed="rId13"/>
                     <a:stretch>
                       <a:fillRect/>
                     </a:stretch>
@@ -812,9 +1369,9 @@
         <w:t xml:space="preserve">services. A per-lightpath view removes it. Marker shape distinguishes classes.</w:t>
       </w:r>
     </w:p>
-    <w:bookmarkEnd w:id="15"/>
     <w:bookmarkEnd w:id="16"/>
-    <w:bookmarkStart w:id="17" w:name="one-twin-two-consumers-opposite-verdicts"/>
+    <w:bookmarkEnd w:id="17"/>
+    <w:bookmarkStart w:id="18" w:name="one-twin-two-consumers-opposite-verdicts"/>
     <w:p>
       <w:pPr>
         <w:pStyle w:val="Heading2"/>
@@ -840,18 +1397,361 @@
         <w:t xml:space="preserve"> </w:t>
       </w:r>
       <m:oMath>
+        <m:acc>
+          <m:accPr>
+            <m:chr m:val="‾"/>
+          </m:accPr>
+          <m:e>
+            <m:r>
+              <m:t>m</m:t>
+            </m:r>
+          </m:e>
+        </m:acc>
+        <m:r>
+          <m:rPr>
+            <m:sty m:val="p"/>
+          </m:rPr>
+          <m:t>=</m:t>
+        </m:r>
         <m:r>
           <m:t>1.0</m:t>
         </m:r>
       </m:oMath>
       <w:r>
-        <w:t xml:space="preserve"> dB: policy A allocates by reach, policy B allocates the</w:t>
-      </w:r>
-      <w:r>
-        <w:t xml:space="preserve"> </w:t>
-      </w:r>
-      <w:r>
-        <w:t xml:space="preserve">same total by band-centrality. Long-reach band-edge services do better under A</w:t>
+        <w:t xml:space="preserve"> dB. Policy A allocates by reach,</w:t>
+      </w:r>
+      <w:r>
+        <w:t xml:space="preserve"> </w:t>
+      </w:r>
+      <m:oMath>
+        <m:sSubSup>
+          <m:e>
+            <m:r>
+              <m:t>m</m:t>
+            </m:r>
+          </m:e>
+          <m:sub>
+            <m:r>
+              <m:t>i</m:t>
+            </m:r>
+          </m:sub>
+          <m:sup>
+            <m:r>
+              <m:t>A</m:t>
+            </m:r>
+          </m:sup>
+        </m:sSubSup>
+        <m:r>
+          <m:rPr>
+            <m:sty m:val="p"/>
+          </m:rPr>
+          <m:t>=</m:t>
+        </m:r>
+        <m:acc>
+          <m:accPr>
+            <m:chr m:val="‾"/>
+          </m:accPr>
+          <m:e>
+            <m:r>
+              <m:t>m</m:t>
+            </m:r>
+          </m:e>
+        </m:acc>
+        <m:r>
+          <m:t> </m:t>
+        </m:r>
+        <m:sSub>
+          <m:e>
+            <m:r>
+              <m:t>r</m:t>
+            </m:r>
+          </m:e>
+          <m:sub>
+            <m:r>
+              <m:t>i</m:t>
+            </m:r>
+          </m:sub>
+        </m:sSub>
+        <m:r>
+          <m:rPr>
+            <m:sty m:val="p"/>
+          </m:rPr>
+          <m:t>/</m:t>
+        </m:r>
+        <m:acc>
+          <m:accPr>
+            <m:chr m:val="‾"/>
+          </m:accPr>
+          <m:e>
+            <m:r>
+              <m:t>r</m:t>
+            </m:r>
+          </m:e>
+        </m:acc>
+      </m:oMath>
+      <w:r>
+        <w:t xml:space="preserve"> </w:t>
+      </w:r>
+      <w:r>
+        <w:t xml:space="preserve">with</w:t>
+      </w:r>
+      <w:r>
+        <w:t xml:space="preserve"> </w:t>
+      </w:r>
+      <m:oMath>
+        <m:sSub>
+          <m:e>
+            <m:r>
+              <m:t>r</m:t>
+            </m:r>
+          </m:e>
+          <m:sub>
+            <m:r>
+              <m:t>i</m:t>
+            </m:r>
+          </m:sub>
+        </m:sSub>
+      </m:oMath>
+      <w:r>
+        <w:t xml:space="preserve"> </w:t>
+      </w:r>
+      <w:r>
+        <w:t xml:space="preserve">the service’s span count normalised to</w:t>
+      </w:r>
+      <w:r>
+        <w:t xml:space="preserve"> </w:t>
+      </w:r>
+      <w:r>
+        <w:t xml:space="preserve">the longest route. Policy B allocates the same total by band-centrality,</w:t>
+      </w:r>
+      <w:r>
+        <w:t xml:space="preserve"> </w:t>
+      </w:r>
+      <m:oMath>
+        <m:sSubSup>
+          <m:e>
+            <m:r>
+              <m:t>m</m:t>
+            </m:r>
+          </m:e>
+          <m:sub>
+            <m:r>
+              <m:t>i</m:t>
+            </m:r>
+          </m:sub>
+          <m:sup>
+            <m:r>
+              <m:t>B</m:t>
+            </m:r>
+          </m:sup>
+        </m:sSubSup>
+        <m:r>
+          <m:rPr>
+            <m:sty m:val="p"/>
+          </m:rPr>
+          <m:t>=</m:t>
+        </m:r>
+        <m:acc>
+          <m:accPr>
+            <m:chr m:val="‾"/>
+          </m:accPr>
+          <m:e>
+            <m:r>
+              <m:t>m</m:t>
+            </m:r>
+          </m:e>
+        </m:acc>
+        <m:r>
+          <m:t> </m:t>
+        </m:r>
+        <m:sSub>
+          <m:e>
+            <m:r>
+              <m:t>c</m:t>
+            </m:r>
+          </m:e>
+          <m:sub>
+            <m:r>
+              <m:t>i</m:t>
+            </m:r>
+          </m:sub>
+        </m:sSub>
+        <m:r>
+          <m:rPr>
+            <m:sty m:val="p"/>
+          </m:rPr>
+          <m:t>/</m:t>
+        </m:r>
+        <m:acc>
+          <m:accPr>
+            <m:chr m:val="‾"/>
+          </m:accPr>
+          <m:e>
+            <m:r>
+              <m:t>c</m:t>
+            </m:r>
+          </m:e>
+        </m:acc>
+      </m:oMath>
+      <w:r>
+        <w:t xml:space="preserve"> </w:t>
+      </w:r>
+      <w:r>
+        <w:t xml:space="preserve">with</w:t>
+      </w:r>
+      <w:r>
+        <w:t xml:space="preserve"> </w:t>
+      </w:r>
+      <m:oMath>
+        <m:sSub>
+          <m:e>
+            <m:r>
+              <m:t>c</m:t>
+            </m:r>
+          </m:e>
+          <m:sub>
+            <m:r>
+              <m:t>i</m:t>
+            </m:r>
+          </m:sub>
+        </m:sSub>
+        <m:r>
+          <m:rPr>
+            <m:sty m:val="p"/>
+          </m:rPr>
+          <m:t>=</m:t>
+        </m:r>
+        <m:r>
+          <m:t>1</m:t>
+        </m:r>
+        <m:r>
+          <m:rPr>
+            <m:sty m:val="p"/>
+          </m:rPr>
+          <m:t>−</m:t>
+        </m:r>
+        <m:r>
+          <m:t>2</m:t>
+        </m:r>
+        <m:r>
+          <m:t> </m:t>
+        </m:r>
+        <m:r>
+          <m:rPr>
+            <m:sty m:val="p"/>
+          </m:rPr>
+          <m:t>|</m:t>
+        </m:r>
+        <m:sSub>
+          <m:e>
+            <m:r>
+              <m:t>p</m:t>
+            </m:r>
+          </m:e>
+          <m:sub>
+            <m:r>
+              <m:t>i</m:t>
+            </m:r>
+          </m:sub>
+        </m:sSub>
+        <m:r>
+          <m:rPr>
+            <m:sty m:val="p"/>
+          </m:rPr>
+          <m:t>−</m:t>
+        </m:r>
+        <m:f>
+          <m:fPr>
+            <m:type m:val="lin"/>
+          </m:fPr>
+          <m:num>
+            <m:r>
+              <m:t>1</m:t>
+            </m:r>
+          </m:num>
+          <m:den>
+            <m:r>
+              <m:t>2</m:t>
+            </m:r>
+          </m:den>
+        </m:f>
+        <m:r>
+          <m:rPr>
+            <m:sty m:val="p"/>
+          </m:rPr>
+          <m:t>|</m:t>
+        </m:r>
+        <m:r>
+          <m:rPr>
+            <m:sty m:val="p"/>
+          </m:rPr>
+          <m:t>+</m:t>
+        </m:r>
+        <m:r>
+          <m:t>0.05</m:t>
+        </m:r>
+      </m:oMath>
+      <w:r>
+        <w:t xml:space="preserve"> </w:t>
+      </w:r>
+      <w:r>
+        <w:t xml:space="preserve">for spectral</w:t>
+      </w:r>
+      <w:r>
+        <w:t xml:space="preserve"> </w:t>
+      </w:r>
+      <w:r>
+        <w:t xml:space="preserve">position</w:t>
+      </w:r>
+      <w:r>
+        <w:t xml:space="preserve"> </w:t>
+      </w:r>
+      <m:oMath>
+        <m:sSub>
+          <m:e>
+            <m:r>
+              <m:t>p</m:t>
+            </m:r>
+          </m:e>
+          <m:sub>
+            <m:r>
+              <m:t>i</m:t>
+            </m:r>
+          </m:sub>
+        </m:sSub>
+        <m:r>
+          <m:rPr>
+            <m:sty m:val="p"/>
+          </m:rPr>
+          <m:t>∈</m:t>
+        </m:r>
+        <m:r>
+          <m:rPr>
+            <m:sty m:val="p"/>
+          </m:rPr>
+          <m:t>[</m:t>
+        </m:r>
+        <m:r>
+          <m:t>0</m:t>
+        </m:r>
+        <m:r>
+          <m:rPr>
+            <m:sty m:val="p"/>
+          </m:rPr>
+          <m:t>,</m:t>
+        </m:r>
+        <m:r>
+          <m:t>1</m:t>
+        </m:r>
+        <m:r>
+          <m:rPr>
+            <m:sty m:val="p"/>
+          </m:rPr>
+          <m:t>]</m:t>
+        </m:r>
+      </m:oMath>
+      <w:r>
+        <w:t xml:space="preserve">. Long-reach band-edge services do better under A</w:t>
       </w:r>
       <w:r>
         <w:t xml:space="preserve"> </w:t>
@@ -967,8 +1867,8 @@
         <w:t xml:space="preserve">question no consumer asked.</w:t>
       </w:r>
     </w:p>
-    <w:bookmarkEnd w:id="17"/>
-    <w:bookmarkStart w:id="22" w:name="Xf6dbd67ee9b92e53630c304575267b6f0cc00c0"/>
+    <w:bookmarkEnd w:id="18"/>
+    <w:bookmarkStart w:id="23" w:name="Xf6dbd67ee9b92e53630c304575267b6f0cc00c0"/>
     <w:p>
       <w:pPr>
         <w:pStyle w:val="Heading2"/>
@@ -1125,7 +2025,7 @@
         <w:t xml:space="preserve">.</w:t>
       </w:r>
     </w:p>
-    <w:bookmarkStart w:id="21" w:name="fig:ml"/>
+    <w:bookmarkStart w:id="22" w:name="fig:ml"/>
     <w:p>
       <w:pPr>
         <w:pStyle w:val="CaptionedFigure"/>
@@ -1135,18 +2035,18 @@
           <wp:inline>
             <wp:extent cx="5334000" cy="2209800"/>
             <wp:effectExtent b="0" l="0" r="0" t="0"/>
-            <wp:docPr descr="" title="" id="19" name="Picture"/>
+            <wp:docPr descr="" title="" id="20" name="Picture"/>
             <a:graphic>
               <a:graphicData uri="http://schemas.openxmlformats.org/drawingml/2006/picture">
                 <pic:pic>
                   <pic:nvPicPr>
-                    <pic:cNvPr descr="ml_cliff.png" id="20" name="Picture"/>
+                    <pic:cNvPr descr="ml_cliff.png" id="21" name="Picture"/>
                     <pic:cNvPicPr>
                       <a:picLocks noChangeArrowheads="1" noChangeAspect="1"/>
                     </pic:cNvPicPr>
                   </pic:nvPicPr>
                   <pic:blipFill>
-                    <a:blip r:embed="rId18"/>
+                    <a:blip r:embed="rId19"/>
                     <a:stretch>
                       <a:fillRect/>
                     </a:stretch>
@@ -1199,10 +2099,10 @@
         <w:t xml:space="preserve">headroom is small. Marker shape distinguishes objectives.</w:t>
       </w:r>
     </w:p>
-    <w:bookmarkEnd w:id="21"/>
     <w:bookmarkEnd w:id="22"/>
     <w:bookmarkEnd w:id="23"/>
-    <w:bookmarkStart w:id="24" w:name="related-work"/>
+    <w:bookmarkEnd w:id="24"/>
+    <w:bookmarkStart w:id="25" w:name="related-work"/>
     <w:p>
       <w:pPr>
         <w:pStyle w:val="Heading1"/>
@@ -1288,11 +2188,11 @@
         <w:t xml:space="preserve"> </w:t>
       </w:r>
       <w:r>
-        <w:t xml:space="preserve">exposure map, the verdict inversion, and the price of the wrong training objective.</w:t>
+        <w:t xml:space="preserve">exposure map, and the price of the wrong training objective.</w:t>
       </w:r>
     </w:p>
-    <w:bookmarkEnd w:id="24"/>
-    <w:bookmarkStart w:id="26" w:name="discussion"/>
+    <w:bookmarkEnd w:id="25"/>
+    <w:bookmarkStart w:id="27" w:name="discussion"/>
     <w:p>
       <w:pPr>
         <w:pStyle w:val="Heading1"/>
@@ -1318,7 +2218,7 @@
         <w:t xml:space="preserve"> </w:t>
       </w:r>
       <w:r>
-        <w:t xml:space="preserve">re-sync within eight adds per neighbourhood at a</w:t>
+        <w:t xml:space="preserve">re-sync within eight adds to a service’s band at a</w:t>
       </w:r>
       <w:r>
         <w:t xml:space="preserve"> </w:t>
@@ -1344,31 +2244,66 @@
         <w:t xml:space="preserve"> </w:t>
       </w:r>
       <w:r>
-        <w:t xml:space="preserve">threshold-adjacent services first, report per-consumer risk rather than one fleet</w:t>
-      </w:r>
-      <w:r>
-        <w:t xml:space="preserve"> </w:t>
-      </w:r>
-      <w:r>
-        <w:t xml:space="preserve">number, and train surrogates on the decision rather than the average. The evidence</w:t>
-      </w:r>
-      <w:r>
-        <w:t xml:space="preserve"> </w:t>
-      </w:r>
-      <w:r>
-        <w:t xml:space="preserve">stands on the GN model with real demand data. A coherent-receiver pre-FEC-BER</w:t>
-      </w:r>
-      <w:r>
-        <w:t xml:space="preserve"> </w:t>
-      </w:r>
-      <w:r>
-        <w:t xml:space="preserve">witness on a testbed twin is the natural next step. The same consumer-relative</w:t>
-      </w:r>
-      <w:r>
-        <w:t xml:space="preserve"> </w:t>
-      </w:r>
-      <w:r>
-        <w:t xml:space="preserve">failure appears in radio link adaptation and in database</w:t>
+        <w:t xml:space="preserve">threshold-adjacent services first, and train surrogates on the decision rather than</w:t>
+      </w:r>
+      <w:r>
+        <w:t xml:space="preserve"> </w:t>
+      </w:r>
+      <w:r>
+        <w:t xml:space="preserve">the average. The evidence stands on the GN model with real demand data, and its</w:t>
+      </w:r>
+      <w:r>
+        <w:t xml:space="preserve"> </w:t>
+      </w:r>
+      <w:r>
+        <w:t xml:space="preserve">limits are worth stating. Launch power is flat at</w:t>
+      </w:r>
+      <w:r>
+        <w:t xml:space="preserve"> </w:t>
+      </w:r>
+      <m:oMath>
+        <m:r>
+          <m:rPr>
+            <m:sty m:val="p"/>
+          </m:rPr>
+          <m:t>+</m:t>
+        </m:r>
+        <m:r>
+          <m:t>2</m:t>
+        </m:r>
+      </m:oMath>
+      <w:r>
+        <w:t xml:space="preserve"> dBm and not re-optimised as</w:t>
+      </w:r>
+      <w:r>
+        <w:t xml:space="preserve"> </w:t>
+      </w:r>
+      <w:r>
+        <w:t xml:space="preserve">the band fills, ROADM filtering penalties are not modelled, and the witness is the</w:t>
+      </w:r>
+      <w:r>
+        <w:t xml:space="preserve"> </w:t>
+      </w:r>
+      <w:r>
+        <w:t xml:space="preserve">GN-model GSNR rather than a receiver’s pre-FEC BER. Each of these moves deployed</w:t>
+      </w:r>
+      <w:r>
+        <w:t xml:space="preserve"> </w:t>
+      </w:r>
+      <w:r>
+        <w:t xml:space="preserve">GSNR further from the twin’s synced view, so they tighten the budget rather than</w:t>
+      </w:r>
+      <w:r>
+        <w:t xml:space="preserve"> </w:t>
+      </w:r>
+      <w:r>
+        <w:t xml:space="preserve">relax it. A coherent-receiver witness on a testbed twin is the natural next step.</w:t>
+      </w:r>
+      <w:r>
+        <w:t xml:space="preserve"> </w:t>
+      </w:r>
+      <w:r>
+        <w:t xml:space="preserve">The same consumer-relative failure appears in radio link adaptation and in database</w:t>
       </w:r>
       <w:r>
         <w:t xml:space="preserve"> </w:t>
@@ -1534,10 +2469,7 @@
         <w:t xml:space="preserve">212</w:t>
       </w:r>
       <w:r>
-        <w:t xml:space="preserve"> </w:t>
-      </w:r>
-      <w:r>
-        <w:t xml:space="preserve">(2022).</w:t>
+        <w:t xml:space="preserve">, 109(2022).</w:t>
       </w:r>
       <w:r>
         <w:t xml:space="preserve"> </w:t>
@@ -1643,7 +2575,13 @@
         <w:t xml:space="preserve">55</w:t>
       </w:r>
       <w:r>
-        <w:t xml:space="preserve">, 276–286 (2010).</w:t>
+        <w:t xml:space="preserve">, 276–286</w:t>
+      </w:r>
+      <w:r>
+        <w:t xml:space="preserve"> </w:t>
+      </w:r>
+      <w:r>
+        <w:t xml:space="preserve">(2010).</w:t>
       </w:r>
       <w:r>
         <w:t xml:space="preserve"> </w:t>
@@ -1672,7 +2610,7 @@
       <w:r>
         <w:t xml:space="preserve"> </w:t>
       </w:r>
-      <w:hyperlink r:id="rId25">
+      <w:hyperlink r:id="rId26">
         <w:r>
           <w:rPr>
             <w:rStyle w:val="Hyperlink"/>
@@ -1687,7 +2625,7 @@
         <w:t xml:space="preserve">(2026).</w:t>
       </w:r>
     </w:p>
-    <w:bookmarkEnd w:id="26"/>
+    <w:bookmarkEnd w:id="27"/>
     <w:sectPr>
       <w:footnotePr>
         <w:numRestart w:val="eachSect"/>
